--- a/Inventory of supplemental materials.docx
+++ b/Inventory of supplemental materials.docx
@@ -1,6 +1,6 @@
 
 <file path=word/document.xml><?xml version="1.0" encoding="utf-8"?>
-<w:document xmlns:wpc="http://schemas.microsoft.com/office/word/2010/wordprocessingCanvas" xmlns:cx="http://schemas.microsoft.com/office/drawing/2014/chartex" xmlns:cx1="http://schemas.microsoft.com/office/drawing/2015/9/8/chartex" xmlns:cx2="http://schemas.microsoft.com/office/drawing/2015/10/21/chartex" xmlns:cx3="http://schemas.microsoft.com/office/drawing/2016/5/9/chartex" xmlns:cx4="http://schemas.microsoft.com/office/drawing/2016/5/10/chartex" xmlns:cx5="http://schemas.microsoft.com/office/drawing/2016/5/11/chartex" xmlns:cx6="http://schemas.microsoft.com/office/drawing/2016/5/12/chartex" xmlns:cx7="http://schemas.microsoft.com/office/drawing/2016/5/13/chartex" xmlns:cx8="http://schemas.microsoft.com/office/drawing/2016/5/14/chartex" xmlns:mc="http://schemas.openxmlformats.org/markup-compatibility/2006" xmlns:aink="http://schemas.microsoft.com/office/drawing/2016/ink" xmlns:am3d="http://schemas.microsoft.com/office/drawing/2017/model3d" xmlns:o="urn:schemas-microsoft-com:office:office" xmlns:oel="http://schemas.microsoft.com/office/2019/extlst" xmlns:r="http://schemas.openxmlformats.org/officeDocument/2006/relationships" xmlns:m="http://schemas.openxmlformats.org/officeDocument/2006/math" xmlns:v="urn:schemas-microsoft-com:vml" xmlns:wp14="http://schemas.microsoft.com/office/word/2010/wordprocessingDrawing" xmlns:wp="http://schemas.openxmlformats.org/drawingml/2006/wordprocessingDrawing" xmlns:w10="urn:schemas-microsoft-com:office:word" xmlns:w="http://schemas.openxmlformats.org/wordprocessingml/2006/main" xmlns:w14="http://schemas.microsoft.com/office/word/2010/wordml" xmlns:w15="http://schemas.microsoft.com/office/word/2012/wordml" xmlns:w16cex="http://schemas.microsoft.com/office/word/2018/wordml/cex" xmlns:w16cid="http://schemas.microsoft.com/office/word/2016/wordml/cid" xmlns:w16="http://schemas.microsoft.com/office/word/2018/wordml" xmlns:w16du="http://schemas.microsoft.com/office/word/2023/wordml/word16du" xmlns:w16sdtdh="http://schemas.microsoft.com/office/word/2020/wordml/sdtdatahash" xmlns:w16se="http://schemas.microsoft.com/office/word/2015/wordml/symex" xmlns:wpg="http://schemas.microsoft.com/office/word/2010/wordprocessingGroup" xmlns:wpi="http://schemas.microsoft.com/office/word/2010/wordprocessingInk" xmlns:wne="http://schemas.microsoft.com/office/word/2006/wordml" xmlns:wps="http://schemas.microsoft.com/office/word/2010/wordprocessingShape" mc:Ignorable="w14 w15 w16se w16cid w16 w16cex w16sdtdh w16du wp14">
+<w:document xmlns:wpc="http://schemas.microsoft.com/office/word/2010/wordprocessingCanvas" xmlns:cx="http://schemas.microsoft.com/office/drawing/2014/chartex" xmlns:cx1="http://schemas.microsoft.com/office/drawing/2015/9/8/chartex" xmlns:cx2="http://schemas.microsoft.com/office/drawing/2015/10/21/chartex" xmlns:cx3="http://schemas.microsoft.com/office/drawing/2016/5/9/chartex" xmlns:cx4="http://schemas.microsoft.com/office/drawing/2016/5/10/chartex" xmlns:cx5="http://schemas.microsoft.com/office/drawing/2016/5/11/chartex" xmlns:cx6="http://schemas.microsoft.com/office/drawing/2016/5/12/chartex" xmlns:cx7="http://schemas.microsoft.com/office/drawing/2016/5/13/chartex" xmlns:cx8="http://schemas.microsoft.com/office/drawing/2016/5/14/chartex" xmlns:mc="http://schemas.openxmlformats.org/markup-compatibility/2006" xmlns:aink="http://schemas.microsoft.com/office/drawing/2016/ink" xmlns:am3d="http://schemas.microsoft.com/office/drawing/2017/model3d" xmlns:o="urn:schemas-microsoft-com:office:office" xmlns:oel="http://schemas.microsoft.com/office/2019/extlst" xmlns:r="http://schemas.openxmlformats.org/officeDocument/2006/relationships" xmlns:m="http://schemas.openxmlformats.org/officeDocument/2006/math" xmlns:v="urn:schemas-microsoft-com:vml" xmlns:wp14="http://schemas.microsoft.com/office/word/2010/wordprocessingDrawing" xmlns:wp="http://schemas.openxmlformats.org/drawingml/2006/wordprocessingDrawing" xmlns:w10="urn:schemas-microsoft-com:office:word" xmlns:w="http://schemas.openxmlformats.org/wordprocessingml/2006/main" xmlns:w14="http://schemas.microsoft.com/office/word/2010/wordml" xmlns:w15="http://schemas.microsoft.com/office/word/2012/wordml" xmlns:w16cex="http://schemas.microsoft.com/office/word/2018/wordml/cex" xmlns:w16cid="http://schemas.microsoft.com/office/word/2016/wordml/cid" xmlns:w16="http://schemas.microsoft.com/office/word/2018/wordml" xmlns:w16du="http://schemas.microsoft.com/office/word/2023/wordml/word16du" xmlns:w16sdtdh="http://schemas.microsoft.com/office/word/2020/wordml/sdtdatahash" xmlns:w16sdtfl="http://schemas.microsoft.com/office/word/2024/wordml/sdtformatlock" xmlns:w16se="http://schemas.microsoft.com/office/word/2015/wordml/symex" xmlns:wpg="http://schemas.microsoft.com/office/word/2010/wordprocessingGroup" xmlns:wpi="http://schemas.microsoft.com/office/word/2010/wordprocessingInk" xmlns:wne="http://schemas.microsoft.com/office/word/2006/wordml" xmlns:wps="http://schemas.microsoft.com/office/word/2010/wordprocessingShape" mc:Ignorable="w14 w15 w16se w16cid w16 w16cex w16sdtdh w16sdtfl w16du wp14">
   <w:body>
     <w:p/>
     <w:tbl>
@@ -302,7 +302,7 @@
                 <w:sz w:val="24"/>
                 <w:szCs w:val="24"/>
               </w:rPr>
-              <w:t>The CEM knowledge framework with 7 second-tier and 40 third-tier subdomains</w:t>
+              <w:t>Chapter merging for three textbooks</w:t>
             </w:r>
           </w:p>
         </w:tc>
@@ -405,7 +405,7 @@
                 <w:sz w:val="24"/>
                 <w:szCs w:val="24"/>
               </w:rPr>
-              <w:t>The CEM-EKB containing 235 documents</w:t>
+              <w:t>Section merging for three textbooks</w:t>
             </w:r>
           </w:p>
         </w:tc>
@@ -508,7 +508,7 @@
                 <w:sz w:val="24"/>
                 <w:szCs w:val="24"/>
               </w:rPr>
-              <w:t>Experts for pre-assessing the CEM-EKB</w:t>
+              <w:t>Extracting the document name entities and removing the non-knowledge documents</w:t>
             </w:r>
           </w:p>
         </w:tc>
@@ -532,15 +532,7 @@
                 <w:sz w:val="24"/>
                 <w:szCs w:val="24"/>
               </w:rPr>
-              <w:t>Section 3.1</w:t>
-            </w:r>
-            <w:r>
-              <w:rPr>
-                <w:rFonts w:ascii="Times New Roman" w:hAnsi="Times New Roman" w:cs="Times New Roman"/>
-                <w:sz w:val="24"/>
-                <w:szCs w:val="24"/>
-              </w:rPr>
-              <w:t xml:space="preserve"> (Fig</w:t>
+              <w:t>Section 3.1 (Fig</w:t>
             </w:r>
             <w:r>
               <w:rPr>
@@ -568,51 +560,35 @@
         <w:tc>
           <w:tcPr>
             <w:tcW w:w="2552" w:type="dxa"/>
-            <w:vMerge w:val="restart"/>
-            <w:vAlign w:val="center"/>
-          </w:tcPr>
-          <w:p>
-            <w:pPr>
-              <w:spacing w:after="0" w:line="240" w:lineRule="auto"/>
-              <w:rPr>
-                <w:rFonts w:ascii="Times New Roman" w:hAnsi="Times New Roman" w:cs="Times New Roman"/>
-                <w:sz w:val="24"/>
-                <w:szCs w:val="24"/>
-              </w:rPr>
-            </w:pPr>
-            <w:r>
-              <w:rPr>
-                <w:rFonts w:ascii="Times New Roman" w:hAnsi="Times New Roman" w:cs="Times New Roman" w:hint="eastAsia"/>
-                <w:sz w:val="24"/>
-                <w:szCs w:val="24"/>
-              </w:rPr>
-              <w:t>Table S2</w:t>
-            </w:r>
+            <w:vMerge/>
+            <w:vAlign w:val="center"/>
+          </w:tcPr>
+          <w:p>
+            <w:pPr>
+              <w:spacing w:after="0" w:line="240" w:lineRule="auto"/>
+              <w:rPr>
+                <w:rFonts w:ascii="Times New Roman" w:hAnsi="Times New Roman" w:cs="Times New Roman"/>
+                <w:sz w:val="24"/>
+                <w:szCs w:val="24"/>
+              </w:rPr>
+            </w:pPr>
           </w:p>
         </w:tc>
         <w:tc>
           <w:tcPr>
             <w:tcW w:w="3402" w:type="dxa"/>
-            <w:vMerge w:val="restart"/>
-            <w:vAlign w:val="center"/>
-          </w:tcPr>
-          <w:p>
-            <w:pPr>
-              <w:spacing w:after="0" w:line="240" w:lineRule="auto"/>
-              <w:rPr>
-                <w:rFonts w:ascii="Times New Roman" w:hAnsi="Times New Roman" w:cs="Times New Roman"/>
-                <w:sz w:val="24"/>
-                <w:szCs w:val="24"/>
-              </w:rPr>
-            </w:pPr>
-            <w:r>
-              <w:rPr>
-                <w:rFonts w:ascii="Times New Roman" w:hAnsi="Times New Roman" w:cs="Times New Roman" w:hint="eastAsia"/>
-                <w:sz w:val="24"/>
-                <w:szCs w:val="24"/>
-              </w:rPr>
-              <w:t>The CEM-QA training dataset containing 10,100 questions</w:t>
-            </w:r>
+            <w:vMerge/>
+            <w:vAlign w:val="center"/>
+          </w:tcPr>
+          <w:p>
+            <w:pPr>
+              <w:spacing w:after="0" w:line="240" w:lineRule="auto"/>
+              <w:rPr>
+                <w:rFonts w:ascii="Times New Roman" w:hAnsi="Times New Roman" w:cs="Times New Roman"/>
+                <w:sz w:val="24"/>
+                <w:szCs w:val="24"/>
+              </w:rPr>
+            </w:pPr>
           </w:p>
         </w:tc>
         <w:tc>
@@ -631,43 +607,11 @@
             </w:pPr>
             <w:r>
               <w:rPr>
-                <w:rFonts w:ascii="Times New Roman" w:hAnsi="Times New Roman" w:cs="Times New Roman" w:hint="eastAsia"/>
-                <w:sz w:val="24"/>
-                <w:szCs w:val="24"/>
-              </w:rPr>
-              <w:t xml:space="preserve">The </w:t>
-            </w:r>
-            <w:r>
-              <w:rPr>
-                <w:rFonts w:ascii="Times New Roman" w:hAnsi="Times New Roman" w:cs="Times New Roman" w:hint="eastAsia"/>
-                <w:sz w:val="24"/>
-                <w:szCs w:val="24"/>
-              </w:rPr>
-              <w:t>1,800 answers to 200 questions from 9 GLLMs</w:t>
-            </w:r>
-            <w:r>
-              <w:rPr>
-                <w:rFonts w:ascii="Times New Roman" w:hAnsi="Times New Roman" w:cs="Times New Roman" w:hint="eastAsia"/>
-                <w:sz w:val="24"/>
-                <w:szCs w:val="24"/>
-              </w:rPr>
-              <w:t xml:space="preserve"> </w:t>
-            </w:r>
-            <w:r>
-              <w:rPr>
-                <w:rFonts w:ascii="Times New Roman" w:hAnsi="Times New Roman" w:cs="Times New Roman" w:hint="eastAsia"/>
-                <w:sz w:val="24"/>
-                <w:szCs w:val="24"/>
-              </w:rPr>
-              <w:t>on</w:t>
-            </w:r>
-            <w:r>
-              <w:rPr>
-                <w:rFonts w:ascii="Times New Roman" w:hAnsi="Times New Roman" w:cs="Times New Roman" w:hint="eastAsia"/>
-                <w:sz w:val="24"/>
-                <w:szCs w:val="24"/>
-              </w:rPr>
-              <w:t xml:space="preserve"> the early trial</w:t>
+                <w:rFonts w:ascii="Times New Roman" w:hAnsi="Times New Roman" w:cs="Times New Roman"/>
+                <w:sz w:val="24"/>
+                <w:szCs w:val="24"/>
+              </w:rPr>
+              <w:t>Merging CEM-related knowledge documents of the same meaning</w:t>
             </w:r>
           </w:p>
         </w:tc>
@@ -687,19 +631,27 @@
             </w:pPr>
             <w:r>
               <w:rPr>
-                <w:rFonts w:ascii="Times New Roman" w:hAnsi="Times New Roman" w:cs="Times New Roman" w:hint="eastAsia"/>
-                <w:sz w:val="24"/>
-                <w:szCs w:val="24"/>
-              </w:rPr>
-              <w:t xml:space="preserve">Section </w:t>
-            </w:r>
-            <w:r>
-              <w:rPr>
-                <w:rFonts w:ascii="Times New Roman" w:hAnsi="Times New Roman" w:cs="Times New Roman" w:hint="eastAsia"/>
-                <w:sz w:val="24"/>
-                <w:szCs w:val="24"/>
-              </w:rPr>
-              <w:t>3.2 (Fig. 3)</w:t>
+                <w:rFonts w:ascii="Times New Roman" w:hAnsi="Times New Roman" w:cs="Times New Roman"/>
+                <w:sz w:val="24"/>
+                <w:szCs w:val="24"/>
+              </w:rPr>
+              <w:t>Section 3.1 (Fig</w:t>
+            </w:r>
+            <w:r>
+              <w:rPr>
+                <w:rFonts w:ascii="Times New Roman" w:hAnsi="Times New Roman" w:cs="Times New Roman" w:hint="eastAsia"/>
+                <w:sz w:val="24"/>
+                <w:szCs w:val="24"/>
+              </w:rPr>
+              <w:t>.</w:t>
+            </w:r>
+            <w:r>
+              <w:rPr>
+                <w:rFonts w:ascii="Times New Roman" w:hAnsi="Times New Roman" w:cs="Times New Roman"/>
+                <w:sz w:val="24"/>
+                <w:szCs w:val="24"/>
+              </w:rPr>
+              <w:t xml:space="preserve"> 2)</w:t>
             </w:r>
           </w:p>
         </w:tc>
@@ -758,19 +710,11 @@
             </w:pPr>
             <w:r>
               <w:rPr>
-                <w:rFonts w:ascii="Times New Roman" w:hAnsi="Times New Roman" w:cs="Times New Roman" w:hint="eastAsia"/>
-                <w:sz w:val="24"/>
-                <w:szCs w:val="24"/>
-              </w:rPr>
-              <w:t xml:space="preserve">The </w:t>
-            </w:r>
-            <w:r>
-              <w:rPr>
-                <w:rFonts w:ascii="Times New Roman" w:hAnsi="Times New Roman" w:cs="Times New Roman"/>
-                <w:sz w:val="24"/>
-                <w:szCs w:val="24"/>
-              </w:rPr>
-              <w:t>CEM-QA training dataset for prompt understanding</w:t>
+                <w:rFonts w:ascii="Times New Roman" w:hAnsi="Times New Roman" w:cs="Times New Roman"/>
+                <w:sz w:val="24"/>
+                <w:szCs w:val="24"/>
+              </w:rPr>
+              <w:t>The CEM knowledge framework with 7 second-tier and 40 third-tier subdomains</w:t>
             </w:r>
           </w:p>
         </w:tc>
@@ -794,23 +738,7 @@
                 <w:sz w:val="24"/>
                 <w:szCs w:val="24"/>
               </w:rPr>
-              <w:t>Section 3.</w:t>
-            </w:r>
-            <w:r>
-              <w:rPr>
-                <w:rFonts w:ascii="Times New Roman" w:hAnsi="Times New Roman" w:cs="Times New Roman" w:hint="eastAsia"/>
-                <w:sz w:val="24"/>
-                <w:szCs w:val="24"/>
-              </w:rPr>
-              <w:t>2</w:t>
-            </w:r>
-            <w:r>
-              <w:rPr>
-                <w:rFonts w:ascii="Times New Roman" w:hAnsi="Times New Roman" w:cs="Times New Roman"/>
-                <w:sz w:val="24"/>
-                <w:szCs w:val="24"/>
-              </w:rPr>
-              <w:t xml:space="preserve"> (Fig</w:t>
+              <w:t>Section 3.1 (Fig</w:t>
             </w:r>
             <w:r>
               <w:rPr>
@@ -826,23 +754,7 @@
                 <w:sz w:val="24"/>
                 <w:szCs w:val="24"/>
               </w:rPr>
-              <w:t xml:space="preserve"> </w:t>
-            </w:r>
-            <w:r>
-              <w:rPr>
-                <w:rFonts w:ascii="Times New Roman" w:hAnsi="Times New Roman" w:cs="Times New Roman" w:hint="eastAsia"/>
-                <w:sz w:val="24"/>
-                <w:szCs w:val="24"/>
-              </w:rPr>
-              <w:t>3</w:t>
-            </w:r>
-            <w:r>
-              <w:rPr>
-                <w:rFonts w:ascii="Times New Roman" w:hAnsi="Times New Roman" w:cs="Times New Roman"/>
-                <w:sz w:val="24"/>
-                <w:szCs w:val="24"/>
-              </w:rPr>
-              <w:t>)</w:t>
+              <w:t xml:space="preserve"> 2)</w:t>
             </w:r>
           </w:p>
         </w:tc>
@@ -901,6 +813,609 @@
             </w:pPr>
             <w:r>
               <w:rPr>
+                <w:rFonts w:ascii="Times New Roman" w:hAnsi="Times New Roman" w:cs="Times New Roman"/>
+                <w:sz w:val="24"/>
+                <w:szCs w:val="24"/>
+              </w:rPr>
+              <w:t>The CEM-EKB containing 235 documents</w:t>
+            </w:r>
+          </w:p>
+        </w:tc>
+        <w:tc>
+          <w:tcPr>
+            <w:tcW w:w="5086" w:type="dxa"/>
+            <w:vAlign w:val="center"/>
+          </w:tcPr>
+          <w:p>
+            <w:pPr>
+              <w:spacing w:after="0" w:line="240" w:lineRule="auto"/>
+              <w:rPr>
+                <w:rFonts w:ascii="Times New Roman" w:hAnsi="Times New Roman" w:cs="Times New Roman"/>
+                <w:sz w:val="24"/>
+                <w:szCs w:val="24"/>
+              </w:rPr>
+            </w:pPr>
+            <w:r>
+              <w:rPr>
+                <w:rFonts w:ascii="Times New Roman" w:hAnsi="Times New Roman" w:cs="Times New Roman"/>
+                <w:sz w:val="24"/>
+                <w:szCs w:val="24"/>
+              </w:rPr>
+              <w:t>Section 3.1 (Fig</w:t>
+            </w:r>
+            <w:r>
+              <w:rPr>
+                <w:rFonts w:ascii="Times New Roman" w:hAnsi="Times New Roman" w:cs="Times New Roman" w:hint="eastAsia"/>
+                <w:sz w:val="24"/>
+                <w:szCs w:val="24"/>
+              </w:rPr>
+              <w:t>.</w:t>
+            </w:r>
+            <w:r>
+              <w:rPr>
+                <w:rFonts w:ascii="Times New Roman" w:hAnsi="Times New Roman" w:cs="Times New Roman"/>
+                <w:sz w:val="24"/>
+                <w:szCs w:val="24"/>
+              </w:rPr>
+              <w:t xml:space="preserve"> 2)</w:t>
+            </w:r>
+          </w:p>
+        </w:tc>
+      </w:tr>
+      <w:tr>
+        <w:trPr>
+          <w:trHeight w:val="28"/>
+        </w:trPr>
+        <w:tc>
+          <w:tcPr>
+            <w:tcW w:w="2552" w:type="dxa"/>
+            <w:vMerge/>
+            <w:vAlign w:val="center"/>
+          </w:tcPr>
+          <w:p>
+            <w:pPr>
+              <w:spacing w:after="0" w:line="240" w:lineRule="auto"/>
+              <w:rPr>
+                <w:rFonts w:ascii="Times New Roman" w:hAnsi="Times New Roman" w:cs="Times New Roman"/>
+                <w:sz w:val="24"/>
+                <w:szCs w:val="24"/>
+              </w:rPr>
+            </w:pPr>
+          </w:p>
+        </w:tc>
+        <w:tc>
+          <w:tcPr>
+            <w:tcW w:w="3402" w:type="dxa"/>
+            <w:vMerge/>
+            <w:vAlign w:val="center"/>
+          </w:tcPr>
+          <w:p>
+            <w:pPr>
+              <w:spacing w:after="0" w:line="240" w:lineRule="auto"/>
+              <w:rPr>
+                <w:rFonts w:ascii="Times New Roman" w:hAnsi="Times New Roman" w:cs="Times New Roman"/>
+                <w:sz w:val="24"/>
+                <w:szCs w:val="24"/>
+              </w:rPr>
+            </w:pPr>
+          </w:p>
+        </w:tc>
+        <w:tc>
+          <w:tcPr>
+            <w:tcW w:w="9788" w:type="dxa"/>
+            <w:vAlign w:val="center"/>
+          </w:tcPr>
+          <w:p>
+            <w:pPr>
+              <w:spacing w:after="0" w:line="240" w:lineRule="auto"/>
+              <w:rPr>
+                <w:rFonts w:ascii="Times New Roman" w:hAnsi="Times New Roman" w:cs="Times New Roman"/>
+                <w:sz w:val="24"/>
+                <w:szCs w:val="24"/>
+              </w:rPr>
+            </w:pPr>
+            <w:r>
+              <w:rPr>
+                <w:rFonts w:ascii="Times New Roman" w:hAnsi="Times New Roman" w:cs="Times New Roman"/>
+                <w:sz w:val="24"/>
+                <w:szCs w:val="24"/>
+              </w:rPr>
+              <w:t>Experts for pre-assessing the CEM-EKB</w:t>
+            </w:r>
+          </w:p>
+        </w:tc>
+        <w:tc>
+          <w:tcPr>
+            <w:tcW w:w="5086" w:type="dxa"/>
+            <w:vAlign w:val="center"/>
+          </w:tcPr>
+          <w:p>
+            <w:pPr>
+              <w:spacing w:after="0" w:line="240" w:lineRule="auto"/>
+              <w:rPr>
+                <w:rFonts w:ascii="Times New Roman" w:hAnsi="Times New Roman" w:cs="Times New Roman"/>
+                <w:sz w:val="24"/>
+                <w:szCs w:val="24"/>
+              </w:rPr>
+            </w:pPr>
+            <w:r>
+              <w:rPr>
+                <w:rFonts w:ascii="Times New Roman" w:hAnsi="Times New Roman" w:cs="Times New Roman"/>
+                <w:sz w:val="24"/>
+                <w:szCs w:val="24"/>
+              </w:rPr>
+              <w:t>Section 3.1</w:t>
+            </w:r>
+            <w:r>
+              <w:rPr>
+                <w:rFonts w:ascii="Times New Roman" w:hAnsi="Times New Roman" w:cs="Times New Roman"/>
+                <w:sz w:val="24"/>
+                <w:szCs w:val="24"/>
+              </w:rPr>
+              <w:t xml:space="preserve"> (Fig</w:t>
+            </w:r>
+            <w:r>
+              <w:rPr>
+                <w:rFonts w:ascii="Times New Roman" w:hAnsi="Times New Roman" w:cs="Times New Roman" w:hint="eastAsia"/>
+                <w:sz w:val="24"/>
+                <w:szCs w:val="24"/>
+              </w:rPr>
+              <w:t>.</w:t>
+            </w:r>
+            <w:r>
+              <w:rPr>
+                <w:rFonts w:ascii="Times New Roman" w:hAnsi="Times New Roman" w:cs="Times New Roman"/>
+                <w:sz w:val="24"/>
+                <w:szCs w:val="24"/>
+              </w:rPr>
+              <w:t xml:space="preserve"> 2)</w:t>
+            </w:r>
+          </w:p>
+        </w:tc>
+      </w:tr>
+      <w:tr>
+        <w:trPr>
+          <w:trHeight w:val="28"/>
+        </w:trPr>
+        <w:tc>
+          <w:tcPr>
+            <w:tcW w:w="2552" w:type="dxa"/>
+            <w:vMerge/>
+            <w:vAlign w:val="center"/>
+          </w:tcPr>
+          <w:p>
+            <w:pPr>
+              <w:spacing w:after="0" w:line="240" w:lineRule="auto"/>
+              <w:rPr>
+                <w:rFonts w:ascii="Times New Roman" w:hAnsi="Times New Roman" w:cs="Times New Roman"/>
+                <w:sz w:val="24"/>
+                <w:szCs w:val="24"/>
+              </w:rPr>
+            </w:pPr>
+          </w:p>
+        </w:tc>
+        <w:tc>
+          <w:tcPr>
+            <w:tcW w:w="3402" w:type="dxa"/>
+            <w:vMerge/>
+            <w:vAlign w:val="center"/>
+          </w:tcPr>
+          <w:p>
+            <w:pPr>
+              <w:spacing w:after="0" w:line="240" w:lineRule="auto"/>
+              <w:rPr>
+                <w:rFonts w:ascii="Times New Roman" w:hAnsi="Times New Roman" w:cs="Times New Roman"/>
+                <w:sz w:val="24"/>
+                <w:szCs w:val="24"/>
+              </w:rPr>
+            </w:pPr>
+          </w:p>
+        </w:tc>
+        <w:tc>
+          <w:tcPr>
+            <w:tcW w:w="9788" w:type="dxa"/>
+            <w:vAlign w:val="center"/>
+          </w:tcPr>
+          <w:p>
+            <w:pPr>
+              <w:spacing w:after="0" w:line="240" w:lineRule="auto"/>
+              <w:rPr>
+                <w:rFonts w:ascii="Times New Roman" w:hAnsi="Times New Roman" w:cs="Times New Roman"/>
+                <w:sz w:val="24"/>
+                <w:szCs w:val="24"/>
+              </w:rPr>
+            </w:pPr>
+            <w:r>
+              <w:rPr>
+                <w:rFonts w:ascii="Times New Roman" w:hAnsi="Times New Roman" w:cs="Times New Roman"/>
+                <w:sz w:val="24"/>
+                <w:szCs w:val="24"/>
+              </w:rPr>
+              <w:t>The evaluations of CEM knowledge framework from industry experts</w:t>
+            </w:r>
+          </w:p>
+        </w:tc>
+        <w:tc>
+          <w:tcPr>
+            <w:tcW w:w="5086" w:type="dxa"/>
+            <w:vAlign w:val="center"/>
+          </w:tcPr>
+          <w:p>
+            <w:pPr>
+              <w:spacing w:after="0" w:line="240" w:lineRule="auto"/>
+              <w:rPr>
+                <w:rFonts w:ascii="Times New Roman" w:hAnsi="Times New Roman" w:cs="Times New Roman"/>
+                <w:sz w:val="24"/>
+                <w:szCs w:val="24"/>
+              </w:rPr>
+            </w:pPr>
+            <w:r>
+              <w:rPr>
+                <w:rFonts w:ascii="Times New Roman" w:hAnsi="Times New Roman" w:cs="Times New Roman"/>
+                <w:sz w:val="24"/>
+                <w:szCs w:val="24"/>
+              </w:rPr>
+              <w:t>Section 3.1 (Fig</w:t>
+            </w:r>
+            <w:r>
+              <w:rPr>
+                <w:rFonts w:ascii="Times New Roman" w:hAnsi="Times New Roman" w:cs="Times New Roman" w:hint="eastAsia"/>
+                <w:sz w:val="24"/>
+                <w:szCs w:val="24"/>
+              </w:rPr>
+              <w:t>.</w:t>
+            </w:r>
+            <w:r>
+              <w:rPr>
+                <w:rFonts w:ascii="Times New Roman" w:hAnsi="Times New Roman" w:cs="Times New Roman"/>
+                <w:sz w:val="24"/>
+                <w:szCs w:val="24"/>
+              </w:rPr>
+              <w:t xml:space="preserve"> 2)</w:t>
+            </w:r>
+          </w:p>
+        </w:tc>
+      </w:tr>
+      <w:tr>
+        <w:trPr>
+          <w:trHeight w:val="28"/>
+        </w:trPr>
+        <w:tc>
+          <w:tcPr>
+            <w:tcW w:w="2552" w:type="dxa"/>
+            <w:vMerge w:val="restart"/>
+            <w:vAlign w:val="center"/>
+          </w:tcPr>
+          <w:p>
+            <w:pPr>
+              <w:spacing w:after="0" w:line="240" w:lineRule="auto"/>
+              <w:rPr>
+                <w:rFonts w:ascii="Times New Roman" w:hAnsi="Times New Roman" w:cs="Times New Roman"/>
+                <w:sz w:val="24"/>
+                <w:szCs w:val="24"/>
+              </w:rPr>
+            </w:pPr>
+            <w:r>
+              <w:rPr>
+                <w:rFonts w:ascii="Times New Roman" w:hAnsi="Times New Roman" w:cs="Times New Roman" w:hint="eastAsia"/>
+                <w:sz w:val="24"/>
+                <w:szCs w:val="24"/>
+              </w:rPr>
+              <w:t>Table S2</w:t>
+            </w:r>
+          </w:p>
+        </w:tc>
+        <w:tc>
+          <w:tcPr>
+            <w:tcW w:w="3402" w:type="dxa"/>
+            <w:vMerge w:val="restart"/>
+            <w:vAlign w:val="center"/>
+          </w:tcPr>
+          <w:p>
+            <w:pPr>
+              <w:spacing w:after="0" w:line="240" w:lineRule="auto"/>
+              <w:rPr>
+                <w:rFonts w:ascii="Times New Roman" w:hAnsi="Times New Roman" w:cs="Times New Roman"/>
+                <w:sz w:val="24"/>
+                <w:szCs w:val="24"/>
+              </w:rPr>
+            </w:pPr>
+            <w:r>
+              <w:rPr>
+                <w:rFonts w:ascii="Times New Roman" w:hAnsi="Times New Roman" w:cs="Times New Roman" w:hint="eastAsia"/>
+                <w:sz w:val="24"/>
+                <w:szCs w:val="24"/>
+              </w:rPr>
+              <w:t>The CEM-QA training dataset containing 10,100 questions</w:t>
+            </w:r>
+          </w:p>
+        </w:tc>
+        <w:tc>
+          <w:tcPr>
+            <w:tcW w:w="9788" w:type="dxa"/>
+            <w:vAlign w:val="center"/>
+          </w:tcPr>
+          <w:p>
+            <w:pPr>
+              <w:spacing w:after="0" w:line="240" w:lineRule="auto"/>
+              <w:rPr>
+                <w:rFonts w:ascii="Times New Roman" w:hAnsi="Times New Roman" w:cs="Times New Roman"/>
+                <w:sz w:val="24"/>
+                <w:szCs w:val="24"/>
+              </w:rPr>
+            </w:pPr>
+            <w:r>
+              <w:rPr>
+                <w:rFonts w:ascii="Times New Roman" w:hAnsi="Times New Roman" w:cs="Times New Roman" w:hint="eastAsia"/>
+                <w:sz w:val="24"/>
+                <w:szCs w:val="24"/>
+              </w:rPr>
+              <w:t xml:space="preserve">The </w:t>
+            </w:r>
+            <w:r>
+              <w:rPr>
+                <w:rFonts w:ascii="Times New Roman" w:hAnsi="Times New Roman" w:cs="Times New Roman" w:hint="eastAsia"/>
+                <w:sz w:val="24"/>
+                <w:szCs w:val="24"/>
+              </w:rPr>
+              <w:t>1,800 answers to 200 questions from 9 GLLMs</w:t>
+            </w:r>
+            <w:r>
+              <w:rPr>
+                <w:rFonts w:ascii="Times New Roman" w:hAnsi="Times New Roman" w:cs="Times New Roman" w:hint="eastAsia"/>
+                <w:sz w:val="24"/>
+                <w:szCs w:val="24"/>
+              </w:rPr>
+              <w:t xml:space="preserve"> </w:t>
+            </w:r>
+            <w:r>
+              <w:rPr>
+                <w:rFonts w:ascii="Times New Roman" w:hAnsi="Times New Roman" w:cs="Times New Roman" w:hint="eastAsia"/>
+                <w:sz w:val="24"/>
+                <w:szCs w:val="24"/>
+              </w:rPr>
+              <w:t>on</w:t>
+            </w:r>
+            <w:r>
+              <w:rPr>
+                <w:rFonts w:ascii="Times New Roman" w:hAnsi="Times New Roman" w:cs="Times New Roman" w:hint="eastAsia"/>
+                <w:sz w:val="24"/>
+                <w:szCs w:val="24"/>
+              </w:rPr>
+              <w:t xml:space="preserve"> the early trial</w:t>
+            </w:r>
+          </w:p>
+        </w:tc>
+        <w:tc>
+          <w:tcPr>
+            <w:tcW w:w="5086" w:type="dxa"/>
+            <w:vAlign w:val="center"/>
+          </w:tcPr>
+          <w:p>
+            <w:pPr>
+              <w:spacing w:after="0" w:line="240" w:lineRule="auto"/>
+              <w:rPr>
+                <w:rFonts w:ascii="Times New Roman" w:hAnsi="Times New Roman" w:cs="Times New Roman"/>
+                <w:sz w:val="24"/>
+                <w:szCs w:val="24"/>
+              </w:rPr>
+            </w:pPr>
+            <w:r>
+              <w:rPr>
+                <w:rFonts w:ascii="Times New Roman" w:hAnsi="Times New Roman" w:cs="Times New Roman" w:hint="eastAsia"/>
+                <w:sz w:val="24"/>
+                <w:szCs w:val="24"/>
+              </w:rPr>
+              <w:t xml:space="preserve">Section </w:t>
+            </w:r>
+            <w:r>
+              <w:rPr>
+                <w:rFonts w:ascii="Times New Roman" w:hAnsi="Times New Roman" w:cs="Times New Roman" w:hint="eastAsia"/>
+                <w:sz w:val="24"/>
+                <w:szCs w:val="24"/>
+              </w:rPr>
+              <w:t>3.2 (Fig. 3)</w:t>
+            </w:r>
+          </w:p>
+        </w:tc>
+      </w:tr>
+      <w:tr>
+        <w:trPr>
+          <w:trHeight w:val="28"/>
+        </w:trPr>
+        <w:tc>
+          <w:tcPr>
+            <w:tcW w:w="2552" w:type="dxa"/>
+            <w:vMerge/>
+            <w:vAlign w:val="center"/>
+          </w:tcPr>
+          <w:p>
+            <w:pPr>
+              <w:spacing w:after="0" w:line="240" w:lineRule="auto"/>
+              <w:rPr>
+                <w:rFonts w:ascii="Times New Roman" w:hAnsi="Times New Roman" w:cs="Times New Roman"/>
+                <w:sz w:val="24"/>
+                <w:szCs w:val="24"/>
+              </w:rPr>
+            </w:pPr>
+          </w:p>
+        </w:tc>
+        <w:tc>
+          <w:tcPr>
+            <w:tcW w:w="3402" w:type="dxa"/>
+            <w:vMerge/>
+            <w:vAlign w:val="center"/>
+          </w:tcPr>
+          <w:p>
+            <w:pPr>
+              <w:spacing w:after="0" w:line="240" w:lineRule="auto"/>
+              <w:rPr>
+                <w:rFonts w:ascii="Times New Roman" w:hAnsi="Times New Roman" w:cs="Times New Roman"/>
+                <w:sz w:val="24"/>
+                <w:szCs w:val="24"/>
+              </w:rPr>
+            </w:pPr>
+          </w:p>
+        </w:tc>
+        <w:tc>
+          <w:tcPr>
+            <w:tcW w:w="9788" w:type="dxa"/>
+            <w:vAlign w:val="center"/>
+          </w:tcPr>
+          <w:p>
+            <w:pPr>
+              <w:spacing w:after="0" w:line="240" w:lineRule="auto"/>
+              <w:rPr>
+                <w:rFonts w:ascii="Times New Roman" w:hAnsi="Times New Roman" w:cs="Times New Roman"/>
+                <w:sz w:val="24"/>
+                <w:szCs w:val="24"/>
+              </w:rPr>
+            </w:pPr>
+            <w:r>
+              <w:rPr>
+                <w:rFonts w:ascii="Times New Roman" w:hAnsi="Times New Roman" w:cs="Times New Roman" w:hint="eastAsia"/>
+                <w:sz w:val="24"/>
+                <w:szCs w:val="24"/>
+              </w:rPr>
+              <w:t xml:space="preserve">The </w:t>
+            </w:r>
+            <w:r>
+              <w:rPr>
+                <w:rFonts w:ascii="Times New Roman" w:hAnsi="Times New Roman" w:cs="Times New Roman"/>
+                <w:sz w:val="24"/>
+                <w:szCs w:val="24"/>
+              </w:rPr>
+              <w:t>CEM-QA training dataset for prompt understanding</w:t>
+            </w:r>
+          </w:p>
+        </w:tc>
+        <w:tc>
+          <w:tcPr>
+            <w:tcW w:w="5086" w:type="dxa"/>
+            <w:vAlign w:val="center"/>
+          </w:tcPr>
+          <w:p>
+            <w:pPr>
+              <w:spacing w:after="0" w:line="240" w:lineRule="auto"/>
+              <w:rPr>
+                <w:rFonts w:ascii="Times New Roman" w:hAnsi="Times New Roman" w:cs="Times New Roman"/>
+                <w:sz w:val="24"/>
+                <w:szCs w:val="24"/>
+              </w:rPr>
+            </w:pPr>
+            <w:r>
+              <w:rPr>
+                <w:rFonts w:ascii="Times New Roman" w:hAnsi="Times New Roman" w:cs="Times New Roman"/>
+                <w:sz w:val="24"/>
+                <w:szCs w:val="24"/>
+              </w:rPr>
+              <w:t>Section 3.</w:t>
+            </w:r>
+            <w:r>
+              <w:rPr>
+                <w:rFonts w:ascii="Times New Roman" w:hAnsi="Times New Roman" w:cs="Times New Roman" w:hint="eastAsia"/>
+                <w:sz w:val="24"/>
+                <w:szCs w:val="24"/>
+              </w:rPr>
+              <w:t>2</w:t>
+            </w:r>
+            <w:r>
+              <w:rPr>
+                <w:rFonts w:ascii="Times New Roman" w:hAnsi="Times New Roman" w:cs="Times New Roman"/>
+                <w:sz w:val="24"/>
+                <w:szCs w:val="24"/>
+              </w:rPr>
+              <w:t xml:space="preserve"> (Fig</w:t>
+            </w:r>
+            <w:r>
+              <w:rPr>
+                <w:rFonts w:ascii="Times New Roman" w:hAnsi="Times New Roman" w:cs="Times New Roman" w:hint="eastAsia"/>
+                <w:sz w:val="24"/>
+                <w:szCs w:val="24"/>
+              </w:rPr>
+              <w:t>.</w:t>
+            </w:r>
+            <w:r>
+              <w:rPr>
+                <w:rFonts w:ascii="Times New Roman" w:hAnsi="Times New Roman" w:cs="Times New Roman"/>
+                <w:sz w:val="24"/>
+                <w:szCs w:val="24"/>
+              </w:rPr>
+              <w:t xml:space="preserve"> </w:t>
+            </w:r>
+            <w:r>
+              <w:rPr>
+                <w:rFonts w:ascii="Times New Roman" w:hAnsi="Times New Roman" w:cs="Times New Roman" w:hint="eastAsia"/>
+                <w:sz w:val="24"/>
+                <w:szCs w:val="24"/>
+              </w:rPr>
+              <w:t>3</w:t>
+            </w:r>
+            <w:r>
+              <w:rPr>
+                <w:rFonts w:ascii="Times New Roman" w:hAnsi="Times New Roman" w:cs="Times New Roman"/>
+                <w:sz w:val="24"/>
+                <w:szCs w:val="24"/>
+              </w:rPr>
+              <w:t>)</w:t>
+            </w:r>
+          </w:p>
+        </w:tc>
+      </w:tr>
+      <w:tr>
+        <w:trPr>
+          <w:trHeight w:val="28"/>
+        </w:trPr>
+        <w:tc>
+          <w:tcPr>
+            <w:tcW w:w="2552" w:type="dxa"/>
+            <w:vMerge/>
+            <w:vAlign w:val="center"/>
+          </w:tcPr>
+          <w:p>
+            <w:pPr>
+              <w:spacing w:after="0" w:line="240" w:lineRule="auto"/>
+              <w:rPr>
+                <w:rFonts w:ascii="Times New Roman" w:hAnsi="Times New Roman" w:cs="Times New Roman"/>
+                <w:sz w:val="24"/>
+                <w:szCs w:val="24"/>
+              </w:rPr>
+            </w:pPr>
+          </w:p>
+        </w:tc>
+        <w:tc>
+          <w:tcPr>
+            <w:tcW w:w="3402" w:type="dxa"/>
+            <w:vMerge/>
+            <w:vAlign w:val="center"/>
+          </w:tcPr>
+          <w:p>
+            <w:pPr>
+              <w:spacing w:after="0" w:line="240" w:lineRule="auto"/>
+              <w:rPr>
+                <w:rFonts w:ascii="Times New Roman" w:hAnsi="Times New Roman" w:cs="Times New Roman"/>
+                <w:sz w:val="24"/>
+                <w:szCs w:val="24"/>
+              </w:rPr>
+            </w:pPr>
+          </w:p>
+        </w:tc>
+        <w:tc>
+          <w:tcPr>
+            <w:tcW w:w="9788" w:type="dxa"/>
+            <w:vAlign w:val="center"/>
+          </w:tcPr>
+          <w:p>
+            <w:pPr>
+              <w:spacing w:after="0" w:line="240" w:lineRule="auto"/>
+              <w:rPr>
+                <w:rFonts w:ascii="Times New Roman" w:hAnsi="Times New Roman" w:cs="Times New Roman"/>
+                <w:sz w:val="24"/>
+                <w:szCs w:val="24"/>
+              </w:rPr>
+            </w:pPr>
+            <w:r>
+              <w:rPr>
                 <w:rFonts w:ascii="Times New Roman" w:hAnsi="Times New Roman" w:cs="Times New Roman" w:hint="eastAsia"/>
                 <w:sz w:val="24"/>
                 <w:szCs w:val="24"/>
@@ -1056,12 +1571,115 @@
                 <w:sz w:val="24"/>
                 <w:szCs w:val="24"/>
               </w:rPr>
+              <w:t>CEM-QA test dataset containing 5,050 multiple-choice questions and 100 case-based questions</w:t>
+            </w:r>
+          </w:p>
+        </w:tc>
+        <w:tc>
+          <w:tcPr>
+            <w:tcW w:w="9788" w:type="dxa"/>
+            <w:vAlign w:val="center"/>
+          </w:tcPr>
+          <w:p>
+            <w:pPr>
+              <w:spacing w:after="0" w:line="240" w:lineRule="auto"/>
+              <w:rPr>
+                <w:rFonts w:ascii="Times New Roman" w:hAnsi="Times New Roman" w:cs="Times New Roman"/>
+                <w:sz w:val="24"/>
+                <w:szCs w:val="24"/>
+              </w:rPr>
+            </w:pPr>
+            <w:r>
+              <w:rPr>
+                <w:rFonts w:ascii="Times New Roman" w:hAnsi="Times New Roman" w:cs="Times New Roman" w:hint="eastAsia"/>
+                <w:sz w:val="24"/>
+                <w:szCs w:val="24"/>
+              </w:rPr>
+              <w:t xml:space="preserve">The </w:t>
+            </w:r>
+            <w:r>
+              <w:rPr>
+                <w:rFonts w:ascii="Times New Roman" w:hAnsi="Times New Roman" w:cs="Times New Roman"/>
+                <w:sz w:val="24"/>
+                <w:szCs w:val="24"/>
+              </w:rPr>
               <w:t>CEM-QA test dataset containing 5,050 questions</w:t>
             </w:r>
           </w:p>
         </w:tc>
         <w:tc>
           <w:tcPr>
+            <w:tcW w:w="5086" w:type="dxa"/>
+            <w:vAlign w:val="center"/>
+          </w:tcPr>
+          <w:p>
+            <w:pPr>
+              <w:spacing w:after="0" w:line="240" w:lineRule="auto"/>
+              <w:rPr>
+                <w:rFonts w:ascii="Times New Roman" w:hAnsi="Times New Roman" w:cs="Times New Roman"/>
+                <w:sz w:val="24"/>
+                <w:szCs w:val="24"/>
+              </w:rPr>
+            </w:pPr>
+            <w:r>
+              <w:rPr>
+                <w:rFonts w:ascii="Times New Roman" w:hAnsi="Times New Roman" w:cs="Times New Roman"/>
+                <w:sz w:val="24"/>
+                <w:szCs w:val="24"/>
+              </w:rPr>
+              <w:t xml:space="preserve">Section </w:t>
+            </w:r>
+            <w:r>
+              <w:rPr>
+                <w:rFonts w:ascii="Times New Roman" w:hAnsi="Times New Roman" w:cs="Times New Roman" w:hint="eastAsia"/>
+                <w:sz w:val="24"/>
+                <w:szCs w:val="24"/>
+              </w:rPr>
+              <w:t>3.4 (Fig. 5)</w:t>
+            </w:r>
+          </w:p>
+        </w:tc>
+      </w:tr>
+      <w:tr>
+        <w:trPr>
+          <w:trHeight w:val="306"/>
+        </w:trPr>
+        <w:tc>
+          <w:tcPr>
+            <w:tcW w:w="2552" w:type="dxa"/>
+            <w:vMerge/>
+            <w:vAlign w:val="center"/>
+          </w:tcPr>
+          <w:p>
+            <w:pPr>
+              <w:spacing w:after="0" w:line="240" w:lineRule="auto"/>
+              <w:rPr>
+                <w:rFonts w:ascii="Times New Roman" w:hAnsi="Times New Roman" w:cs="Times New Roman"/>
+                <w:sz w:val="24"/>
+                <w:szCs w:val="24"/>
+              </w:rPr>
+            </w:pPr>
+          </w:p>
+        </w:tc>
+        <w:tc>
+          <w:tcPr>
+            <w:tcW w:w="3402" w:type="dxa"/>
+            <w:vMerge/>
+            <w:vAlign w:val="center"/>
+          </w:tcPr>
+          <w:p>
+            <w:pPr>
+              <w:spacing w:after="0" w:line="240" w:lineRule="auto"/>
+              <w:rPr>
+                <w:rFonts w:ascii="Times New Roman" w:hAnsi="Times New Roman" w:cs="Times New Roman"/>
+                <w:sz w:val="24"/>
+                <w:szCs w:val="24"/>
+              </w:rPr>
+            </w:pPr>
+          </w:p>
+        </w:tc>
+        <w:tc>
+          <w:tcPr>
             <w:tcW w:w="9788" w:type="dxa"/>
             <w:vAlign w:val="center"/>
           </w:tcPr>
@@ -1076,19 +1694,11 @@
             </w:pPr>
             <w:r>
               <w:rPr>
-                <w:rFonts w:ascii="Times New Roman" w:hAnsi="Times New Roman" w:cs="Times New Roman" w:hint="eastAsia"/>
-                <w:sz w:val="24"/>
-                <w:szCs w:val="24"/>
-              </w:rPr>
-              <w:t xml:space="preserve">The </w:t>
-            </w:r>
-            <w:r>
-              <w:rPr>
-                <w:rFonts w:ascii="Times New Roman" w:hAnsi="Times New Roman" w:cs="Times New Roman"/>
-                <w:sz w:val="24"/>
-                <w:szCs w:val="24"/>
-              </w:rPr>
-              <w:t>CEM-QA test dataset containing 5,050 questions</w:t>
+                <w:rFonts w:ascii="Times New Roman" w:hAnsi="Times New Roman" w:cs="Times New Roman"/>
+                <w:sz w:val="24"/>
+                <w:szCs w:val="24"/>
+              </w:rPr>
+              <w:t>The CEM-QA test dataset containing 100 case-based questions</w:t>
             </w:r>
           </w:p>
         </w:tc>
@@ -1108,19 +1718,11 @@
             </w:pPr>
             <w:r>
               <w:rPr>
-                <w:rFonts w:ascii="Times New Roman" w:hAnsi="Times New Roman" w:cs="Times New Roman"/>
-                <w:sz w:val="24"/>
-                <w:szCs w:val="24"/>
-              </w:rPr>
-              <w:t xml:space="preserve">Section </w:t>
-            </w:r>
-            <w:r>
-              <w:rPr>
-                <w:rFonts w:ascii="Times New Roman" w:hAnsi="Times New Roman" w:cs="Times New Roman" w:hint="eastAsia"/>
-                <w:sz w:val="24"/>
-                <w:szCs w:val="24"/>
-              </w:rPr>
-              <w:t>3.4 (Fig. 5)</w:t>
+                <w:rFonts w:ascii="Times New Roman" w:hAnsi="Times New Roman" w:cs="Times New Roman" w:hint="eastAsia"/>
+                <w:sz w:val="24"/>
+                <w:szCs w:val="24"/>
+              </w:rPr>
+              <w:t>Section 3.4</w:t>
             </w:r>
           </w:p>
         </w:tc>
@@ -1207,7 +1809,94 @@
                 <w:sz w:val="24"/>
                 <w:szCs w:val="24"/>
               </w:rPr>
-              <w:t>Section 3.4 (Fig. 5)</w:t>
+              <w:t>Section 3.4</w:t>
+            </w:r>
+          </w:p>
+        </w:tc>
+      </w:tr>
+      <w:tr>
+        <w:trPr>
+          <w:trHeight w:val="268"/>
+        </w:trPr>
+        <w:tc>
+          <w:tcPr>
+            <w:tcW w:w="2552" w:type="dxa"/>
+            <w:vMerge/>
+            <w:vAlign w:val="center"/>
+          </w:tcPr>
+          <w:p>
+            <w:pPr>
+              <w:spacing w:after="0" w:line="240" w:lineRule="auto"/>
+              <w:rPr>
+                <w:rFonts w:ascii="Times New Roman" w:hAnsi="Times New Roman" w:cs="Times New Roman"/>
+                <w:sz w:val="24"/>
+                <w:szCs w:val="24"/>
+              </w:rPr>
+            </w:pPr>
+          </w:p>
+        </w:tc>
+        <w:tc>
+          <w:tcPr>
+            <w:tcW w:w="3402" w:type="dxa"/>
+            <w:vMerge/>
+            <w:vAlign w:val="center"/>
+          </w:tcPr>
+          <w:p>
+            <w:pPr>
+              <w:spacing w:after="0" w:line="240" w:lineRule="auto"/>
+              <w:rPr>
+                <w:rFonts w:ascii="Times New Roman" w:hAnsi="Times New Roman" w:cs="Times New Roman"/>
+                <w:sz w:val="24"/>
+                <w:szCs w:val="24"/>
+              </w:rPr>
+            </w:pPr>
+          </w:p>
+        </w:tc>
+        <w:tc>
+          <w:tcPr>
+            <w:tcW w:w="9788" w:type="dxa"/>
+            <w:vAlign w:val="center"/>
+          </w:tcPr>
+          <w:p>
+            <w:pPr>
+              <w:spacing w:after="0" w:line="240" w:lineRule="auto"/>
+              <w:rPr>
+                <w:rFonts w:ascii="Times New Roman" w:hAnsi="Times New Roman" w:cs="Times New Roman"/>
+                <w:sz w:val="24"/>
+                <w:szCs w:val="24"/>
+              </w:rPr>
+            </w:pPr>
+            <w:r>
+              <w:rPr>
+                <w:rFonts w:ascii="Times New Roman" w:hAnsi="Times New Roman" w:cs="Times New Roman"/>
+                <w:sz w:val="24"/>
+                <w:szCs w:val="24"/>
+              </w:rPr>
+              <w:t>Review of each case-based question by experts</w:t>
+            </w:r>
+          </w:p>
+        </w:tc>
+        <w:tc>
+          <w:tcPr>
+            <w:tcW w:w="5086" w:type="dxa"/>
+            <w:vAlign w:val="center"/>
+          </w:tcPr>
+          <w:p>
+            <w:pPr>
+              <w:spacing w:after="0" w:line="240" w:lineRule="auto"/>
+              <w:rPr>
+                <w:rFonts w:ascii="Times New Roman" w:hAnsi="Times New Roman" w:cs="Times New Roman"/>
+                <w:sz w:val="24"/>
+                <w:szCs w:val="24"/>
+              </w:rPr>
+            </w:pPr>
+            <w:r>
+              <w:rPr>
+                <w:rFonts w:ascii="Times New Roman" w:hAnsi="Times New Roman" w:cs="Times New Roman" w:hint="eastAsia"/>
+                <w:sz w:val="24"/>
+                <w:szCs w:val="24"/>
+              </w:rPr>
+              <w:t>Section 3.4</w:t>
             </w:r>
           </w:p>
         </w:tc>
@@ -1219,6 +1908,7 @@
         <w:tc>
           <w:tcPr>
             <w:tcW w:w="2552" w:type="dxa"/>
+            <w:vMerge w:val="restart"/>
             <w:vAlign w:val="center"/>
           </w:tcPr>
           <w:p>
@@ -1242,58 +1932,51 @@
         </w:tc>
         <w:tc>
           <w:tcPr>
-            <w:tcW w:w="13190" w:type="dxa"/>
-            <w:gridSpan w:val="2"/>
-            <w:vAlign w:val="center"/>
-          </w:tcPr>
-          <w:p>
-            <w:pPr>
-              <w:spacing w:after="0" w:line="240" w:lineRule="auto"/>
-              <w:rPr>
-                <w:rFonts w:ascii="Times New Roman" w:hAnsi="Times New Roman" w:cs="Times New Roman"/>
-                <w:sz w:val="24"/>
-                <w:szCs w:val="24"/>
-              </w:rPr>
-            </w:pPr>
-            <w:r>
-              <w:rPr>
-                <w:rFonts w:ascii="Times New Roman" w:hAnsi="Times New Roman" w:cs="Times New Roman"/>
-                <w:sz w:val="24"/>
-                <w:szCs w:val="24"/>
-              </w:rPr>
-              <w:t>The 126</w:t>
-            </w:r>
-            <w:r>
-              <w:rPr>
-                <w:rFonts w:ascii="Times New Roman" w:hAnsi="Times New Roman" w:cs="Times New Roman" w:hint="eastAsia"/>
-                <w:sz w:val="24"/>
-                <w:szCs w:val="24"/>
-              </w:rPr>
-              <w:t>,</w:t>
-            </w:r>
-            <w:r>
-              <w:rPr>
-                <w:rFonts w:ascii="Times New Roman" w:hAnsi="Times New Roman" w:cs="Times New Roman"/>
-                <w:sz w:val="24"/>
-                <w:szCs w:val="24"/>
-              </w:rPr>
-              <w:t>250 answers to 5</w:t>
-            </w:r>
-            <w:r>
-              <w:rPr>
-                <w:rFonts w:ascii="Times New Roman" w:hAnsi="Times New Roman" w:cs="Times New Roman" w:hint="eastAsia"/>
-                <w:sz w:val="24"/>
-                <w:szCs w:val="24"/>
-              </w:rPr>
-              <w:t>,</w:t>
-            </w:r>
-            <w:r>
-              <w:rPr>
-                <w:rFonts w:ascii="Times New Roman" w:hAnsi="Times New Roman" w:cs="Times New Roman"/>
-                <w:sz w:val="24"/>
-                <w:szCs w:val="24"/>
-              </w:rPr>
-              <w:t>050 questions from 9 LLMs before and after the CEM knowledge integration and fine-tuning</w:t>
+            <w:tcW w:w="3402" w:type="dxa"/>
+            <w:vMerge w:val="restart"/>
+            <w:vAlign w:val="center"/>
+          </w:tcPr>
+          <w:p>
+            <w:pPr>
+              <w:spacing w:after="0" w:line="240" w:lineRule="auto"/>
+              <w:rPr>
+                <w:rFonts w:ascii="Times New Roman" w:hAnsi="Times New Roman" w:cs="Times New Roman"/>
+                <w:sz w:val="24"/>
+                <w:szCs w:val="24"/>
+                <w:highlight w:val="yellow"/>
+              </w:rPr>
+            </w:pPr>
+            <w:r>
+              <w:rPr>
+                <w:rFonts w:ascii="Times New Roman" w:hAnsi="Times New Roman" w:cs="Times New Roman"/>
+                <w:sz w:val="24"/>
+                <w:szCs w:val="24"/>
+              </w:rPr>
+              <w:t>The answers to each MCQs and CBQs from 9 GLLMs before and after the CEM knowledge integration and fine-tuning, and results of Wilcoxon signed-rank tests</w:t>
+            </w:r>
+          </w:p>
+        </w:tc>
+        <w:tc>
+          <w:tcPr>
+            <w:tcW w:w="9788" w:type="dxa"/>
+            <w:vAlign w:val="center"/>
+          </w:tcPr>
+          <w:p>
+            <w:pPr>
+              <w:spacing w:after="0" w:line="240" w:lineRule="auto"/>
+              <w:rPr>
+                <w:rFonts w:ascii="Times New Roman" w:hAnsi="Times New Roman" w:cs="Times New Roman"/>
+                <w:sz w:val="24"/>
+                <w:szCs w:val="24"/>
+              </w:rPr>
+            </w:pPr>
+            <w:r>
+              <w:rPr>
+                <w:rFonts w:ascii="Times New Roman" w:hAnsi="Times New Roman" w:cs="Times New Roman"/>
+                <w:sz w:val="24"/>
+                <w:szCs w:val="24"/>
+              </w:rPr>
+              <w:t>The answer of each multiple-choice question from 9 GLLMs before and after CEM knowledge integration and fine-tuning</w:t>
             </w:r>
           </w:p>
         </w:tc>
@@ -1317,7 +2000,23 @@
                 <w:sz w:val="24"/>
                 <w:szCs w:val="24"/>
               </w:rPr>
-              <w:t>Sections 4.1, 4.2, 4.3, and 4.4</w:t>
+              <w:t>Sections 4.1</w:t>
+            </w:r>
+            <w:r>
+              <w:rPr>
+                <w:rFonts w:ascii="Times New Roman" w:hAnsi="Times New Roman" w:cs="Times New Roman" w:hint="eastAsia"/>
+                <w:sz w:val="24"/>
+                <w:szCs w:val="24"/>
+              </w:rPr>
+              <w:t xml:space="preserve"> </w:t>
+            </w:r>
+            <w:r>
+              <w:rPr>
+                <w:rFonts w:ascii="Times New Roman" w:hAnsi="Times New Roman" w:cs="Times New Roman" w:hint="eastAsia"/>
+                <w:sz w:val="24"/>
+                <w:szCs w:val="24"/>
+              </w:rPr>
+              <w:t>(Figs. 7-10)</w:t>
             </w:r>
           </w:p>
         </w:tc>
@@ -1329,81 +2028,58 @@
         <w:tc>
           <w:tcPr>
             <w:tcW w:w="2552" w:type="dxa"/>
-            <w:vAlign w:val="center"/>
-          </w:tcPr>
-          <w:p>
-            <w:pPr>
-              <w:spacing w:after="0" w:line="240" w:lineRule="auto"/>
-              <w:rPr>
-                <w:rFonts w:ascii="Times New Roman" w:hAnsi="Times New Roman" w:cs="Times New Roman"/>
-                <w:sz w:val="24"/>
-                <w:szCs w:val="24"/>
-              </w:rPr>
-            </w:pPr>
-            <w:r>
-              <w:rPr>
-                <w:rFonts w:ascii="Times New Roman" w:hAnsi="Times New Roman" w:cs="Times New Roman" w:hint="eastAsia"/>
-                <w:sz w:val="24"/>
-                <w:szCs w:val="24"/>
-              </w:rPr>
-              <w:t>V</w:t>
-            </w:r>
-            <w:r>
-              <w:rPr>
-                <w:rFonts w:ascii="Times New Roman" w:hAnsi="Times New Roman" w:cs="Times New Roman"/>
-                <w:sz w:val="24"/>
-                <w:szCs w:val="24"/>
-              </w:rPr>
-              <w:t>ideo S1</w:t>
-            </w:r>
-          </w:p>
-        </w:tc>
-        <w:tc>
-          <w:tcPr>
-            <w:tcW w:w="13190" w:type="dxa"/>
-            <w:gridSpan w:val="2"/>
-            <w:vAlign w:val="center"/>
-          </w:tcPr>
-          <w:p>
-            <w:pPr>
-              <w:spacing w:after="0" w:line="240" w:lineRule="auto"/>
-              <w:rPr>
-                <w:rFonts w:ascii="Times New Roman" w:hAnsi="Times New Roman" w:cs="Times New Roman"/>
-                <w:sz w:val="24"/>
-                <w:szCs w:val="24"/>
-              </w:rPr>
-            </w:pPr>
-            <w:r>
-              <w:rPr>
-                <w:rFonts w:ascii="Times New Roman" w:hAnsi="Times New Roman" w:cs="Times New Roman"/>
-                <w:sz w:val="24"/>
-                <w:szCs w:val="24"/>
-              </w:rPr>
-              <w:t xml:space="preserve">Video clip of running original </w:t>
-            </w:r>
-            <w:r>
-              <w:rPr>
-                <w:rFonts w:ascii="Times New Roman" w:hAnsi="Times New Roman" w:cs="Times New Roman" w:hint="eastAsia"/>
-                <w:sz w:val="24"/>
-                <w:szCs w:val="24"/>
-              </w:rPr>
-              <w:t>G</w:t>
-            </w:r>
-            <w:r>
-              <w:rPr>
-                <w:rFonts w:ascii="Times New Roman" w:hAnsi="Times New Roman" w:cs="Times New Roman" w:hint="eastAsia"/>
-                <w:sz w:val="24"/>
-                <w:szCs w:val="24"/>
-              </w:rPr>
-              <w:t>L</w:t>
-            </w:r>
-            <w:r>
-              <w:rPr>
-                <w:rFonts w:ascii="Times New Roman" w:hAnsi="Times New Roman" w:cs="Times New Roman"/>
-                <w:sz w:val="24"/>
-                <w:szCs w:val="24"/>
-              </w:rPr>
-              <w:t>LMs</w:t>
+            <w:vMerge/>
+            <w:vAlign w:val="center"/>
+          </w:tcPr>
+          <w:p>
+            <w:pPr>
+              <w:spacing w:after="0" w:line="240" w:lineRule="auto"/>
+              <w:rPr>
+                <w:rFonts w:ascii="Times New Roman" w:hAnsi="Times New Roman" w:cs="Times New Roman"/>
+                <w:sz w:val="24"/>
+                <w:szCs w:val="24"/>
+              </w:rPr>
+            </w:pPr>
+          </w:p>
+        </w:tc>
+        <w:tc>
+          <w:tcPr>
+            <w:tcW w:w="3402" w:type="dxa"/>
+            <w:vMerge/>
+            <w:vAlign w:val="center"/>
+          </w:tcPr>
+          <w:p>
+            <w:pPr>
+              <w:spacing w:after="0" w:line="240" w:lineRule="auto"/>
+              <w:rPr>
+                <w:rFonts w:ascii="Times New Roman" w:hAnsi="Times New Roman" w:cs="Times New Roman"/>
+                <w:sz w:val="24"/>
+                <w:szCs w:val="24"/>
+              </w:rPr>
+            </w:pPr>
+          </w:p>
+        </w:tc>
+        <w:tc>
+          <w:tcPr>
+            <w:tcW w:w="9788" w:type="dxa"/>
+            <w:vAlign w:val="center"/>
+          </w:tcPr>
+          <w:p>
+            <w:pPr>
+              <w:spacing w:after="0" w:line="240" w:lineRule="auto"/>
+              <w:rPr>
+                <w:rFonts w:ascii="Times New Roman" w:hAnsi="Times New Roman" w:cs="Times New Roman"/>
+                <w:sz w:val="24"/>
+                <w:szCs w:val="24"/>
+              </w:rPr>
+            </w:pPr>
+            <w:r>
+              <w:rPr>
+                <w:rFonts w:ascii="Times New Roman" w:hAnsi="Times New Roman" w:cs="Times New Roman"/>
+                <w:sz w:val="24"/>
+                <w:szCs w:val="24"/>
+              </w:rPr>
+              <w:t>The answer of each case-based question from 9 GLLMs before and after CEM knowledge integration and fine-tuning</w:t>
             </w:r>
           </w:p>
         </w:tc>
@@ -1427,31 +2103,23 @@
                 <w:sz w:val="24"/>
                 <w:szCs w:val="24"/>
               </w:rPr>
-              <w:t>S</w:t>
-            </w:r>
-            <w:r>
-              <w:rPr>
-                <w:rFonts w:ascii="Times New Roman" w:hAnsi="Times New Roman" w:cs="Times New Roman"/>
-                <w:sz w:val="24"/>
-                <w:szCs w:val="24"/>
-              </w:rPr>
-              <w:t>ection 3.</w:t>
-            </w:r>
-            <w:r>
-              <w:rPr>
-                <w:rFonts w:ascii="Times New Roman" w:hAnsi="Times New Roman" w:cs="Times New Roman" w:hint="eastAsia"/>
-                <w:sz w:val="24"/>
-                <w:szCs w:val="24"/>
-              </w:rPr>
-              <w:t>3</w:t>
-            </w:r>
-            <w:r>
-              <w:rPr>
-                <w:rFonts w:ascii="Times New Roman" w:hAnsi="Times New Roman" w:cs="Times New Roman"/>
+              <w:t>Sections 4.2</w:t>
+            </w:r>
+            <w:r>
+              <w:rPr>
+                <w:rFonts w:ascii="Times New Roman" w:hAnsi="Times New Roman" w:cs="Times New Roman" w:hint="eastAsia"/>
                 <w:sz w:val="24"/>
                 <w:szCs w:val="24"/>
               </w:rPr>
               <w:t xml:space="preserve"> </w:t>
+            </w:r>
+            <w:r>
+              <w:rPr>
+                <w:rFonts w:ascii="Times New Roman" w:hAnsi="Times New Roman" w:cs="Times New Roman" w:hint="eastAsia"/>
+                <w:sz w:val="24"/>
+                <w:szCs w:val="24"/>
+              </w:rPr>
+              <w:t>(Fig. 11)</w:t>
             </w:r>
           </w:p>
         </w:tc>
@@ -1463,65 +2131,58 @@
         <w:tc>
           <w:tcPr>
             <w:tcW w:w="2552" w:type="dxa"/>
-            <w:vAlign w:val="center"/>
-          </w:tcPr>
-          <w:p>
-            <w:pPr>
-              <w:spacing w:after="0" w:line="240" w:lineRule="auto"/>
-              <w:rPr>
-                <w:rFonts w:ascii="Times New Roman" w:hAnsi="Times New Roman" w:cs="Times New Roman"/>
-                <w:sz w:val="24"/>
-                <w:szCs w:val="24"/>
-              </w:rPr>
-            </w:pPr>
-            <w:r>
-              <w:rPr>
-                <w:rFonts w:ascii="Times New Roman" w:hAnsi="Times New Roman" w:cs="Times New Roman" w:hint="eastAsia"/>
-                <w:sz w:val="24"/>
-                <w:szCs w:val="24"/>
-              </w:rPr>
-              <w:t>V</w:t>
-            </w:r>
-            <w:r>
-              <w:rPr>
-                <w:rFonts w:ascii="Times New Roman" w:hAnsi="Times New Roman" w:cs="Times New Roman"/>
-                <w:sz w:val="24"/>
-                <w:szCs w:val="24"/>
-              </w:rPr>
-              <w:t>ideo S2</w:t>
-            </w:r>
-          </w:p>
-        </w:tc>
-        <w:tc>
-          <w:tcPr>
-            <w:tcW w:w="13190" w:type="dxa"/>
-            <w:gridSpan w:val="2"/>
-            <w:vAlign w:val="center"/>
-          </w:tcPr>
-          <w:p>
-            <w:pPr>
-              <w:spacing w:after="0" w:line="240" w:lineRule="auto"/>
-              <w:rPr>
-                <w:rFonts w:ascii="Times New Roman" w:hAnsi="Times New Roman" w:cs="Times New Roman"/>
-                <w:sz w:val="24"/>
-                <w:szCs w:val="24"/>
-              </w:rPr>
-            </w:pPr>
-            <w:r>
-              <w:rPr>
-                <w:rFonts w:ascii="Times New Roman" w:hAnsi="Times New Roman" w:cs="Times New Roman"/>
-                <w:sz w:val="24"/>
-                <w:szCs w:val="24"/>
-              </w:rPr>
-              <w:t xml:space="preserve">Video clip of running </w:t>
-            </w:r>
-            <w:r>
-              <w:rPr>
-                <w:rFonts w:ascii="Times New Roman" w:hAnsi="Times New Roman" w:cs="Times New Roman" w:hint="eastAsia"/>
-                <w:sz w:val="24"/>
-                <w:szCs w:val="24"/>
-              </w:rPr>
-              <w:t>CEM knowledge-incorporated GLLMs</w:t>
+            <w:vMerge/>
+            <w:vAlign w:val="center"/>
+          </w:tcPr>
+          <w:p>
+            <w:pPr>
+              <w:spacing w:after="0" w:line="240" w:lineRule="auto"/>
+              <w:rPr>
+                <w:rFonts w:ascii="Times New Roman" w:hAnsi="Times New Roman" w:cs="Times New Roman"/>
+                <w:sz w:val="24"/>
+                <w:szCs w:val="24"/>
+              </w:rPr>
+            </w:pPr>
+          </w:p>
+        </w:tc>
+        <w:tc>
+          <w:tcPr>
+            <w:tcW w:w="3402" w:type="dxa"/>
+            <w:vMerge/>
+            <w:vAlign w:val="center"/>
+          </w:tcPr>
+          <w:p>
+            <w:pPr>
+              <w:spacing w:after="0" w:line="240" w:lineRule="auto"/>
+              <w:rPr>
+                <w:rFonts w:ascii="Times New Roman" w:hAnsi="Times New Roman" w:cs="Times New Roman"/>
+                <w:sz w:val="24"/>
+                <w:szCs w:val="24"/>
+              </w:rPr>
+            </w:pPr>
+          </w:p>
+        </w:tc>
+        <w:tc>
+          <w:tcPr>
+            <w:tcW w:w="9788" w:type="dxa"/>
+            <w:vAlign w:val="center"/>
+          </w:tcPr>
+          <w:p>
+            <w:pPr>
+              <w:spacing w:after="0" w:line="240" w:lineRule="auto"/>
+              <w:rPr>
+                <w:rFonts w:ascii="Times New Roman" w:hAnsi="Times New Roman" w:cs="Times New Roman"/>
+                <w:sz w:val="24"/>
+                <w:szCs w:val="24"/>
+              </w:rPr>
+            </w:pPr>
+            <w:r>
+              <w:rPr>
+                <w:rFonts w:ascii="Times New Roman" w:hAnsi="Times New Roman" w:cs="Times New Roman"/>
+                <w:sz w:val="24"/>
+                <w:szCs w:val="24"/>
+              </w:rPr>
+              <w:t>Results of Wilcoxon signed-rank tests</w:t>
             </w:r>
           </w:p>
         </w:tc>
@@ -1545,23 +2206,7 @@
                 <w:sz w:val="24"/>
                 <w:szCs w:val="24"/>
               </w:rPr>
-              <w:t>S</w:t>
-            </w:r>
-            <w:r>
-              <w:rPr>
-                <w:rFonts w:ascii="Times New Roman" w:hAnsi="Times New Roman" w:cs="Times New Roman"/>
-                <w:sz w:val="24"/>
-                <w:szCs w:val="24"/>
-              </w:rPr>
-              <w:t>ection 3.</w:t>
-            </w:r>
-            <w:r>
-              <w:rPr>
-                <w:rFonts w:ascii="Times New Roman" w:hAnsi="Times New Roman" w:cs="Times New Roman" w:hint="eastAsia"/>
-                <w:sz w:val="24"/>
-                <w:szCs w:val="24"/>
-              </w:rPr>
-              <w:t>3</w:t>
+              <w:t>Section 4.1, 4.2, and 4.3</w:t>
             </w:r>
           </w:p>
         </w:tc>
@@ -1573,57 +2218,116 @@
         <w:tc>
           <w:tcPr>
             <w:tcW w:w="2552" w:type="dxa"/>
-            <w:vAlign w:val="center"/>
-          </w:tcPr>
-          <w:p>
-            <w:pPr>
-              <w:spacing w:after="0" w:line="240" w:lineRule="auto"/>
-              <w:rPr>
-                <w:rFonts w:ascii="Times New Roman" w:hAnsi="Times New Roman" w:cs="Times New Roman"/>
-                <w:sz w:val="24"/>
-                <w:szCs w:val="24"/>
-              </w:rPr>
-            </w:pPr>
-            <w:r>
-              <w:rPr>
-                <w:rFonts w:ascii="Times New Roman" w:hAnsi="Times New Roman" w:cs="Times New Roman" w:hint="eastAsia"/>
-                <w:sz w:val="24"/>
-                <w:szCs w:val="24"/>
-              </w:rPr>
-              <w:t>Video S3</w:t>
-            </w:r>
-          </w:p>
-        </w:tc>
-        <w:tc>
-          <w:tcPr>
-            <w:tcW w:w="13190" w:type="dxa"/>
-            <w:gridSpan w:val="2"/>
-            <w:vAlign w:val="center"/>
-          </w:tcPr>
-          <w:p>
-            <w:pPr>
-              <w:spacing w:after="0" w:line="240" w:lineRule="auto"/>
-              <w:rPr>
-                <w:rFonts w:ascii="Times New Roman" w:hAnsi="Times New Roman" w:cs="Times New Roman"/>
-                <w:sz w:val="24"/>
-                <w:szCs w:val="24"/>
-              </w:rPr>
-            </w:pPr>
-            <w:r>
-              <w:rPr>
-                <w:rFonts w:ascii="Times New Roman" w:hAnsi="Times New Roman" w:cs="Times New Roman"/>
-                <w:sz w:val="24"/>
-                <w:szCs w:val="24"/>
-              </w:rPr>
-              <w:t xml:space="preserve">Video clip of running </w:t>
-            </w:r>
-            <w:r>
-              <w:rPr>
-                <w:rFonts w:ascii="Times New Roman" w:hAnsi="Times New Roman" w:cs="Times New Roman" w:hint="eastAsia"/>
-                <w:sz w:val="24"/>
-                <w:szCs w:val="24"/>
-              </w:rPr>
-              <w:t>CEM knowledge-incorporated fine-tuned GLLMs</w:t>
+            <w:vMerge w:val="restart"/>
+            <w:vAlign w:val="center"/>
+          </w:tcPr>
+          <w:p>
+            <w:pPr>
+              <w:spacing w:after="0" w:line="240" w:lineRule="auto"/>
+              <w:rPr>
+                <w:rFonts w:ascii="Times New Roman" w:hAnsi="Times New Roman" w:cs="Times New Roman"/>
+                <w:sz w:val="24"/>
+                <w:szCs w:val="24"/>
+              </w:rPr>
+            </w:pPr>
+            <w:r>
+              <w:rPr>
+                <w:rFonts w:ascii="Times New Roman" w:hAnsi="Times New Roman" w:cs="Times New Roman" w:hint="eastAsia"/>
+                <w:sz w:val="24"/>
+                <w:szCs w:val="24"/>
+              </w:rPr>
+              <w:t>Table S5</w:t>
+            </w:r>
+          </w:p>
+        </w:tc>
+        <w:tc>
+          <w:tcPr>
+            <w:tcW w:w="3402" w:type="dxa"/>
+            <w:vMerge w:val="restart"/>
+            <w:vAlign w:val="center"/>
+          </w:tcPr>
+          <w:p>
+            <w:pPr>
+              <w:spacing w:after="0" w:line="240" w:lineRule="auto"/>
+              <w:rPr>
+                <w:rFonts w:ascii="Times New Roman" w:hAnsi="Times New Roman" w:cs="Times New Roman"/>
+                <w:sz w:val="24"/>
+                <w:szCs w:val="24"/>
+              </w:rPr>
+            </w:pPr>
+            <w:r>
+              <w:rPr>
+                <w:rFonts w:ascii="Times New Roman" w:hAnsi="Times New Roman" w:cs="Times New Roman"/>
+                <w:sz w:val="24"/>
+                <w:szCs w:val="24"/>
+              </w:rPr>
+              <w:t>The response time, explainability, and contextual appropriateness of GLLMs</w:t>
+            </w:r>
+          </w:p>
+        </w:tc>
+        <w:tc>
+          <w:tcPr>
+            <w:tcW w:w="9788" w:type="dxa"/>
+            <w:vAlign w:val="center"/>
+          </w:tcPr>
+          <w:p>
+            <w:pPr>
+              <w:spacing w:after="0" w:line="240" w:lineRule="auto"/>
+              <w:rPr>
+                <w:rFonts w:ascii="Times New Roman" w:hAnsi="Times New Roman" w:cs="Times New Roman"/>
+                <w:sz w:val="24"/>
+                <w:szCs w:val="24"/>
+              </w:rPr>
+            </w:pPr>
+            <w:r>
+              <w:rPr>
+                <w:rFonts w:ascii="Times New Roman" w:hAnsi="Times New Roman" w:cs="Times New Roman"/>
+                <w:sz w:val="24"/>
+                <w:szCs w:val="24"/>
+              </w:rPr>
+              <w:t>The response time of each</w:t>
+            </w:r>
+            <w:r>
+              <w:rPr>
+                <w:rFonts w:ascii="Times New Roman" w:hAnsi="Times New Roman" w:cs="Times New Roman" w:hint="eastAsia"/>
+                <w:sz w:val="24"/>
+                <w:szCs w:val="24"/>
+              </w:rPr>
+              <w:t xml:space="preserve"> </w:t>
+            </w:r>
+            <w:r>
+              <w:rPr>
+                <w:rFonts w:ascii="Times New Roman" w:hAnsi="Times New Roman" w:cs="Times New Roman"/>
+                <w:sz w:val="24"/>
+                <w:szCs w:val="24"/>
+              </w:rPr>
+              <w:t>multiple-choice question</w:t>
+            </w:r>
+            <w:r>
+              <w:rPr>
+                <w:rFonts w:ascii="Times New Roman" w:hAnsi="Times New Roman" w:cs="Times New Roman"/>
+                <w:sz w:val="24"/>
+                <w:szCs w:val="24"/>
+              </w:rPr>
+              <w:t xml:space="preserve"> </w:t>
+            </w:r>
+            <w:proofErr w:type="spellStart"/>
+            <w:r>
+              <w:rPr>
+                <w:rFonts w:ascii="Times New Roman" w:hAnsi="Times New Roman" w:cs="Times New Roman"/>
+                <w:sz w:val="24"/>
+                <w:szCs w:val="24"/>
+              </w:rPr>
+              <w:t>question</w:t>
+            </w:r>
+            <w:proofErr w:type="spellEnd"/>
+            <w:r>
+              <w:rPr>
+                <w:rFonts w:ascii="Times New Roman" w:hAnsi="Times New Roman" w:cs="Times New Roman"/>
+                <w:sz w:val="24"/>
+                <w:szCs w:val="24"/>
+              </w:rPr>
+              <w:t xml:space="preserve"> from 9 GLLMs before and after CEM knowledge integration and fine-tuning</w:t>
             </w:r>
           </w:p>
         </w:tc>
@@ -1647,23 +2351,7 @@
                 <w:sz w:val="24"/>
                 <w:szCs w:val="24"/>
               </w:rPr>
-              <w:t>S</w:t>
-            </w:r>
-            <w:r>
-              <w:rPr>
-                <w:rFonts w:ascii="Times New Roman" w:hAnsi="Times New Roman" w:cs="Times New Roman"/>
-                <w:sz w:val="24"/>
-                <w:szCs w:val="24"/>
-              </w:rPr>
-              <w:t>ection 3.</w:t>
-            </w:r>
-            <w:r>
-              <w:rPr>
-                <w:rFonts w:ascii="Times New Roman" w:hAnsi="Times New Roman" w:cs="Times New Roman" w:hint="eastAsia"/>
-                <w:sz w:val="24"/>
-                <w:szCs w:val="24"/>
-              </w:rPr>
-              <w:t>3</w:t>
+              <w:t>Section 4.3.1 (Fig. 12a)</w:t>
             </w:r>
           </w:p>
         </w:tc>
@@ -1675,24 +2363,749 @@
         <w:tc>
           <w:tcPr>
             <w:tcW w:w="2552" w:type="dxa"/>
-            <w:vAlign w:val="center"/>
-          </w:tcPr>
-          <w:p>
-            <w:pPr>
-              <w:spacing w:after="0" w:line="240" w:lineRule="auto"/>
-              <w:rPr>
-                <w:rFonts w:ascii="Times New Roman" w:hAnsi="Times New Roman" w:cs="Times New Roman"/>
-                <w:sz w:val="24"/>
-                <w:szCs w:val="24"/>
-              </w:rPr>
-            </w:pPr>
-            <w:r>
-              <w:rPr>
-                <w:rFonts w:ascii="Times New Roman" w:hAnsi="Times New Roman" w:cs="Times New Roman" w:hint="eastAsia"/>
-                <w:sz w:val="24"/>
-                <w:szCs w:val="24"/>
-              </w:rPr>
-              <w:t>Video S4</w:t>
+            <w:vMerge/>
+            <w:vAlign w:val="center"/>
+          </w:tcPr>
+          <w:p>
+            <w:pPr>
+              <w:spacing w:after="0" w:line="240" w:lineRule="auto"/>
+              <w:rPr>
+                <w:rFonts w:ascii="Times New Roman" w:hAnsi="Times New Roman" w:cs="Times New Roman"/>
+                <w:sz w:val="24"/>
+                <w:szCs w:val="24"/>
+              </w:rPr>
+            </w:pPr>
+          </w:p>
+        </w:tc>
+        <w:tc>
+          <w:tcPr>
+            <w:tcW w:w="3402" w:type="dxa"/>
+            <w:vMerge/>
+            <w:vAlign w:val="center"/>
+          </w:tcPr>
+          <w:p>
+            <w:pPr>
+              <w:spacing w:after="0" w:line="240" w:lineRule="auto"/>
+              <w:rPr>
+                <w:rFonts w:ascii="Times New Roman" w:hAnsi="Times New Roman" w:cs="Times New Roman"/>
+                <w:sz w:val="24"/>
+                <w:szCs w:val="24"/>
+              </w:rPr>
+            </w:pPr>
+          </w:p>
+        </w:tc>
+        <w:tc>
+          <w:tcPr>
+            <w:tcW w:w="9788" w:type="dxa"/>
+            <w:vAlign w:val="center"/>
+          </w:tcPr>
+          <w:p>
+            <w:pPr>
+              <w:spacing w:after="0" w:line="240" w:lineRule="auto"/>
+              <w:rPr>
+                <w:rFonts w:ascii="Times New Roman" w:hAnsi="Times New Roman" w:cs="Times New Roman"/>
+                <w:sz w:val="24"/>
+                <w:szCs w:val="24"/>
+              </w:rPr>
+            </w:pPr>
+            <w:r>
+              <w:rPr>
+                <w:rFonts w:ascii="Times New Roman" w:hAnsi="Times New Roman" w:cs="Times New Roman"/>
+                <w:sz w:val="24"/>
+                <w:szCs w:val="24"/>
+              </w:rPr>
+              <w:t>The response time of each case-based question from 9 GLLMs before and after CEM knowledge integration and fine-tuning</w:t>
+            </w:r>
+          </w:p>
+        </w:tc>
+        <w:tc>
+          <w:tcPr>
+            <w:tcW w:w="5086" w:type="dxa"/>
+            <w:vAlign w:val="center"/>
+          </w:tcPr>
+          <w:p>
+            <w:pPr>
+              <w:spacing w:after="0" w:line="240" w:lineRule="auto"/>
+              <w:rPr>
+                <w:rFonts w:ascii="Times New Roman" w:hAnsi="Times New Roman" w:cs="Times New Roman"/>
+                <w:sz w:val="24"/>
+                <w:szCs w:val="24"/>
+              </w:rPr>
+            </w:pPr>
+            <w:r>
+              <w:rPr>
+                <w:rFonts w:ascii="Times New Roman" w:hAnsi="Times New Roman" w:cs="Times New Roman" w:hint="eastAsia"/>
+                <w:sz w:val="24"/>
+                <w:szCs w:val="24"/>
+              </w:rPr>
+              <w:t>Section 4.3.1 (Fig. 12b)</w:t>
+            </w:r>
+          </w:p>
+        </w:tc>
+      </w:tr>
+      <w:tr>
+        <w:trPr>
+          <w:trHeight w:val="386"/>
+        </w:trPr>
+        <w:tc>
+          <w:tcPr>
+            <w:tcW w:w="2552" w:type="dxa"/>
+            <w:vMerge/>
+            <w:vAlign w:val="center"/>
+          </w:tcPr>
+          <w:p>
+            <w:pPr>
+              <w:spacing w:after="0" w:line="240" w:lineRule="auto"/>
+              <w:rPr>
+                <w:rFonts w:ascii="Times New Roman" w:hAnsi="Times New Roman" w:cs="Times New Roman"/>
+                <w:sz w:val="24"/>
+                <w:szCs w:val="24"/>
+              </w:rPr>
+            </w:pPr>
+          </w:p>
+        </w:tc>
+        <w:tc>
+          <w:tcPr>
+            <w:tcW w:w="3402" w:type="dxa"/>
+            <w:vMerge/>
+            <w:vAlign w:val="center"/>
+          </w:tcPr>
+          <w:p>
+            <w:pPr>
+              <w:spacing w:after="0" w:line="240" w:lineRule="auto"/>
+              <w:rPr>
+                <w:rFonts w:ascii="Times New Roman" w:hAnsi="Times New Roman" w:cs="Times New Roman"/>
+                <w:sz w:val="24"/>
+                <w:szCs w:val="24"/>
+              </w:rPr>
+            </w:pPr>
+          </w:p>
+        </w:tc>
+        <w:tc>
+          <w:tcPr>
+            <w:tcW w:w="9788" w:type="dxa"/>
+            <w:vAlign w:val="center"/>
+          </w:tcPr>
+          <w:p>
+            <w:pPr>
+              <w:spacing w:after="0" w:line="240" w:lineRule="auto"/>
+              <w:rPr>
+                <w:rFonts w:ascii="Times New Roman" w:hAnsi="Times New Roman" w:cs="Times New Roman"/>
+                <w:sz w:val="24"/>
+                <w:szCs w:val="24"/>
+              </w:rPr>
+            </w:pPr>
+            <w:r>
+              <w:rPr>
+                <w:rFonts w:ascii="Times New Roman" w:hAnsi="Times New Roman" w:cs="Times New Roman"/>
+                <w:sz w:val="24"/>
+                <w:szCs w:val="24"/>
+              </w:rPr>
+              <w:t xml:space="preserve">The </w:t>
+            </w:r>
+            <w:proofErr w:type="spellStart"/>
+            <w:r>
+              <w:rPr>
+                <w:rFonts w:ascii="Times New Roman" w:hAnsi="Times New Roman" w:cs="Times New Roman" w:hint="eastAsia"/>
+                <w:sz w:val="24"/>
+                <w:szCs w:val="24"/>
+              </w:rPr>
+              <w:t>explainbility</w:t>
+            </w:r>
+            <w:proofErr w:type="spellEnd"/>
+            <w:r>
+              <w:rPr>
+                <w:rFonts w:ascii="Times New Roman" w:hAnsi="Times New Roman" w:cs="Times New Roman" w:hint="eastAsia"/>
+                <w:sz w:val="24"/>
+                <w:szCs w:val="24"/>
+              </w:rPr>
+              <w:t xml:space="preserve"> </w:t>
+            </w:r>
+            <w:r>
+              <w:rPr>
+                <w:rFonts w:ascii="Times New Roman" w:hAnsi="Times New Roman" w:cs="Times New Roman"/>
+                <w:sz w:val="24"/>
+                <w:szCs w:val="24"/>
+              </w:rPr>
+              <w:t>of each multiple-choice question from 9 knowledge-incorporated GLLMs</w:t>
+            </w:r>
+          </w:p>
+        </w:tc>
+        <w:tc>
+          <w:tcPr>
+            <w:tcW w:w="5086" w:type="dxa"/>
+            <w:vAlign w:val="center"/>
+          </w:tcPr>
+          <w:p>
+            <w:pPr>
+              <w:spacing w:after="0" w:line="240" w:lineRule="auto"/>
+              <w:rPr>
+                <w:rFonts w:ascii="Times New Roman" w:hAnsi="Times New Roman" w:cs="Times New Roman"/>
+                <w:sz w:val="24"/>
+                <w:szCs w:val="24"/>
+              </w:rPr>
+            </w:pPr>
+            <w:r>
+              <w:rPr>
+                <w:rFonts w:ascii="Times New Roman" w:hAnsi="Times New Roman" w:cs="Times New Roman" w:hint="eastAsia"/>
+                <w:sz w:val="24"/>
+                <w:szCs w:val="24"/>
+              </w:rPr>
+              <w:t>Section 4.3.2 (Fig. 13)</w:t>
+            </w:r>
+          </w:p>
+        </w:tc>
+      </w:tr>
+      <w:tr>
+        <w:trPr>
+          <w:trHeight w:val="386"/>
+        </w:trPr>
+        <w:tc>
+          <w:tcPr>
+            <w:tcW w:w="2552" w:type="dxa"/>
+            <w:vMerge/>
+            <w:vAlign w:val="center"/>
+          </w:tcPr>
+          <w:p>
+            <w:pPr>
+              <w:spacing w:after="0" w:line="240" w:lineRule="auto"/>
+              <w:rPr>
+                <w:rFonts w:ascii="Times New Roman" w:hAnsi="Times New Roman" w:cs="Times New Roman"/>
+                <w:sz w:val="24"/>
+                <w:szCs w:val="24"/>
+              </w:rPr>
+            </w:pPr>
+          </w:p>
+        </w:tc>
+        <w:tc>
+          <w:tcPr>
+            <w:tcW w:w="3402" w:type="dxa"/>
+            <w:vMerge/>
+            <w:vAlign w:val="center"/>
+          </w:tcPr>
+          <w:p>
+            <w:pPr>
+              <w:spacing w:after="0" w:line="240" w:lineRule="auto"/>
+              <w:rPr>
+                <w:rFonts w:ascii="Times New Roman" w:hAnsi="Times New Roman" w:cs="Times New Roman"/>
+                <w:sz w:val="24"/>
+                <w:szCs w:val="24"/>
+              </w:rPr>
+            </w:pPr>
+          </w:p>
+        </w:tc>
+        <w:tc>
+          <w:tcPr>
+            <w:tcW w:w="9788" w:type="dxa"/>
+            <w:vAlign w:val="center"/>
+          </w:tcPr>
+          <w:p>
+            <w:pPr>
+              <w:spacing w:after="0" w:line="240" w:lineRule="auto"/>
+              <w:rPr>
+                <w:rFonts w:ascii="Times New Roman" w:hAnsi="Times New Roman" w:cs="Times New Roman"/>
+                <w:sz w:val="24"/>
+                <w:szCs w:val="24"/>
+              </w:rPr>
+            </w:pPr>
+            <w:r>
+              <w:rPr>
+                <w:rFonts w:ascii="Times New Roman" w:hAnsi="Times New Roman" w:cs="Times New Roman"/>
+                <w:sz w:val="24"/>
+                <w:szCs w:val="24"/>
+              </w:rPr>
+              <w:t xml:space="preserve">The </w:t>
+            </w:r>
+            <w:proofErr w:type="spellStart"/>
+            <w:r>
+              <w:rPr>
+                <w:rFonts w:ascii="Times New Roman" w:hAnsi="Times New Roman" w:cs="Times New Roman"/>
+                <w:sz w:val="24"/>
+                <w:szCs w:val="24"/>
+              </w:rPr>
+              <w:t>explainbility</w:t>
+            </w:r>
+            <w:proofErr w:type="spellEnd"/>
+            <w:r>
+              <w:rPr>
+                <w:rFonts w:ascii="Times New Roman" w:hAnsi="Times New Roman" w:cs="Times New Roman"/>
+                <w:sz w:val="24"/>
+                <w:szCs w:val="24"/>
+              </w:rPr>
+              <w:t xml:space="preserve"> of each case-based question from 9 knowledge-incorporated GLLMs</w:t>
+            </w:r>
+          </w:p>
+        </w:tc>
+        <w:tc>
+          <w:tcPr>
+            <w:tcW w:w="5086" w:type="dxa"/>
+            <w:vAlign w:val="center"/>
+          </w:tcPr>
+          <w:p>
+            <w:pPr>
+              <w:spacing w:after="0" w:line="240" w:lineRule="auto"/>
+              <w:rPr>
+                <w:rFonts w:ascii="Times New Roman" w:hAnsi="Times New Roman" w:cs="Times New Roman"/>
+                <w:sz w:val="24"/>
+                <w:szCs w:val="24"/>
+              </w:rPr>
+            </w:pPr>
+            <w:r>
+              <w:rPr>
+                <w:rFonts w:ascii="Times New Roman" w:hAnsi="Times New Roman" w:cs="Times New Roman" w:hint="eastAsia"/>
+                <w:sz w:val="24"/>
+                <w:szCs w:val="24"/>
+              </w:rPr>
+              <w:t>Section 4.3.2 (Fig. 13)</w:t>
+            </w:r>
+          </w:p>
+        </w:tc>
+      </w:tr>
+      <w:tr>
+        <w:trPr>
+          <w:trHeight w:val="386"/>
+        </w:trPr>
+        <w:tc>
+          <w:tcPr>
+            <w:tcW w:w="2552" w:type="dxa"/>
+            <w:vMerge/>
+            <w:vAlign w:val="center"/>
+          </w:tcPr>
+          <w:p>
+            <w:pPr>
+              <w:spacing w:after="0" w:line="240" w:lineRule="auto"/>
+              <w:rPr>
+                <w:rFonts w:ascii="Times New Roman" w:hAnsi="Times New Roman" w:cs="Times New Roman"/>
+                <w:sz w:val="24"/>
+                <w:szCs w:val="24"/>
+              </w:rPr>
+            </w:pPr>
+          </w:p>
+        </w:tc>
+        <w:tc>
+          <w:tcPr>
+            <w:tcW w:w="3402" w:type="dxa"/>
+            <w:vMerge/>
+            <w:vAlign w:val="center"/>
+          </w:tcPr>
+          <w:p>
+            <w:pPr>
+              <w:spacing w:after="0" w:line="240" w:lineRule="auto"/>
+              <w:rPr>
+                <w:rFonts w:ascii="Times New Roman" w:hAnsi="Times New Roman" w:cs="Times New Roman"/>
+                <w:sz w:val="24"/>
+                <w:szCs w:val="24"/>
+              </w:rPr>
+            </w:pPr>
+          </w:p>
+        </w:tc>
+        <w:tc>
+          <w:tcPr>
+            <w:tcW w:w="9788" w:type="dxa"/>
+            <w:vAlign w:val="center"/>
+          </w:tcPr>
+          <w:p>
+            <w:pPr>
+              <w:spacing w:after="0" w:line="240" w:lineRule="auto"/>
+              <w:rPr>
+                <w:rFonts w:ascii="Times New Roman" w:hAnsi="Times New Roman" w:cs="Times New Roman"/>
+                <w:sz w:val="24"/>
+                <w:szCs w:val="24"/>
+              </w:rPr>
+            </w:pPr>
+            <w:r>
+              <w:rPr>
+                <w:rFonts w:ascii="Times New Roman" w:hAnsi="Times New Roman" w:cs="Times New Roman"/>
+                <w:sz w:val="24"/>
+                <w:szCs w:val="24"/>
+              </w:rPr>
+              <w:t>The contextual appropriateness of each case-based question from 9 GLLMs before and after CEM knowledge integration and fine-tuning</w:t>
+            </w:r>
+          </w:p>
+        </w:tc>
+        <w:tc>
+          <w:tcPr>
+            <w:tcW w:w="5086" w:type="dxa"/>
+            <w:vAlign w:val="center"/>
+          </w:tcPr>
+          <w:p>
+            <w:pPr>
+              <w:spacing w:after="0" w:line="240" w:lineRule="auto"/>
+              <w:rPr>
+                <w:rFonts w:ascii="Times New Roman" w:hAnsi="Times New Roman" w:cs="Times New Roman"/>
+                <w:sz w:val="24"/>
+                <w:szCs w:val="24"/>
+              </w:rPr>
+            </w:pPr>
+            <w:r>
+              <w:rPr>
+                <w:rFonts w:ascii="Times New Roman" w:hAnsi="Times New Roman" w:cs="Times New Roman" w:hint="eastAsia"/>
+                <w:sz w:val="24"/>
+                <w:szCs w:val="24"/>
+              </w:rPr>
+              <w:t>Section 4.3.3 (Fig. 14)</w:t>
+            </w:r>
+          </w:p>
+        </w:tc>
+      </w:tr>
+      <w:tr>
+        <w:trPr>
+          <w:trHeight w:val="386"/>
+        </w:trPr>
+        <w:tc>
+          <w:tcPr>
+            <w:tcW w:w="2552" w:type="dxa"/>
+            <w:vMerge w:val="restart"/>
+            <w:vAlign w:val="center"/>
+          </w:tcPr>
+          <w:p>
+            <w:pPr>
+              <w:spacing w:after="0" w:line="240" w:lineRule="auto"/>
+              <w:rPr>
+                <w:rFonts w:ascii="Times New Roman" w:hAnsi="Times New Roman" w:cs="Times New Roman"/>
+                <w:sz w:val="24"/>
+                <w:szCs w:val="24"/>
+              </w:rPr>
+            </w:pPr>
+            <w:r>
+              <w:rPr>
+                <w:rFonts w:ascii="Times New Roman" w:hAnsi="Times New Roman" w:cs="Times New Roman" w:hint="eastAsia"/>
+                <w:sz w:val="24"/>
+                <w:szCs w:val="24"/>
+              </w:rPr>
+              <w:t>Table S6</w:t>
+            </w:r>
+          </w:p>
+        </w:tc>
+        <w:tc>
+          <w:tcPr>
+            <w:tcW w:w="3402" w:type="dxa"/>
+            <w:vMerge w:val="restart"/>
+            <w:vAlign w:val="center"/>
+          </w:tcPr>
+          <w:p>
+            <w:pPr>
+              <w:spacing w:after="0" w:line="240" w:lineRule="auto"/>
+              <w:rPr>
+                <w:rFonts w:ascii="Times New Roman" w:hAnsi="Times New Roman" w:cs="Times New Roman"/>
+                <w:sz w:val="24"/>
+                <w:szCs w:val="24"/>
+              </w:rPr>
+            </w:pPr>
+            <w:r>
+              <w:rPr>
+                <w:rFonts w:ascii="Times New Roman" w:hAnsi="Times New Roman" w:cs="Times New Roman" w:hint="eastAsia"/>
+                <w:sz w:val="24"/>
+                <w:szCs w:val="24"/>
+              </w:rPr>
+              <w:t>V</w:t>
+            </w:r>
+            <w:r>
+              <w:rPr>
+                <w:rFonts w:ascii="Times New Roman" w:hAnsi="Times New Roman" w:cs="Times New Roman"/>
+                <w:sz w:val="24"/>
+                <w:szCs w:val="24"/>
+              </w:rPr>
+              <w:t>alidation of the CEM-QA prototype</w:t>
+            </w:r>
+          </w:p>
+        </w:tc>
+        <w:tc>
+          <w:tcPr>
+            <w:tcW w:w="9788" w:type="dxa"/>
+            <w:vAlign w:val="center"/>
+          </w:tcPr>
+          <w:p>
+            <w:pPr>
+              <w:spacing w:after="0" w:line="240" w:lineRule="auto"/>
+              <w:rPr>
+                <w:rFonts w:ascii="Times New Roman" w:hAnsi="Times New Roman" w:cs="Times New Roman"/>
+                <w:sz w:val="24"/>
+                <w:szCs w:val="24"/>
+              </w:rPr>
+            </w:pPr>
+            <w:r>
+              <w:rPr>
+                <w:rFonts w:ascii="Times New Roman" w:hAnsi="Times New Roman" w:cs="Times New Roman"/>
+                <w:sz w:val="24"/>
+                <w:szCs w:val="24"/>
+              </w:rPr>
+              <w:t>Functional validation of the CEM-QA prototype</w:t>
+            </w:r>
+          </w:p>
+        </w:tc>
+        <w:tc>
+          <w:tcPr>
+            <w:tcW w:w="5086" w:type="dxa"/>
+            <w:vAlign w:val="center"/>
+          </w:tcPr>
+          <w:p>
+            <w:pPr>
+              <w:spacing w:after="0" w:line="240" w:lineRule="auto"/>
+              <w:rPr>
+                <w:rFonts w:ascii="Times New Roman" w:hAnsi="Times New Roman" w:cs="Times New Roman"/>
+                <w:sz w:val="24"/>
+                <w:szCs w:val="24"/>
+              </w:rPr>
+            </w:pPr>
+            <w:r>
+              <w:rPr>
+                <w:rFonts w:ascii="Times New Roman" w:hAnsi="Times New Roman" w:cs="Times New Roman" w:hint="eastAsia"/>
+                <w:sz w:val="24"/>
+                <w:szCs w:val="24"/>
+              </w:rPr>
+              <w:t>Section 5.2</w:t>
+            </w:r>
+          </w:p>
+        </w:tc>
+      </w:tr>
+      <w:tr>
+        <w:trPr>
+          <w:trHeight w:val="386"/>
+        </w:trPr>
+        <w:tc>
+          <w:tcPr>
+            <w:tcW w:w="2552" w:type="dxa"/>
+            <w:vMerge/>
+            <w:vAlign w:val="center"/>
+          </w:tcPr>
+          <w:p>
+            <w:pPr>
+              <w:spacing w:after="0" w:line="240" w:lineRule="auto"/>
+              <w:rPr>
+                <w:rFonts w:ascii="Times New Roman" w:hAnsi="Times New Roman" w:cs="Times New Roman"/>
+                <w:sz w:val="24"/>
+                <w:szCs w:val="24"/>
+              </w:rPr>
+            </w:pPr>
+          </w:p>
+        </w:tc>
+        <w:tc>
+          <w:tcPr>
+            <w:tcW w:w="3402" w:type="dxa"/>
+            <w:vMerge/>
+            <w:vAlign w:val="center"/>
+          </w:tcPr>
+          <w:p>
+            <w:pPr>
+              <w:spacing w:after="0" w:line="240" w:lineRule="auto"/>
+              <w:rPr>
+                <w:rFonts w:ascii="Times New Roman" w:hAnsi="Times New Roman" w:cs="Times New Roman"/>
+                <w:sz w:val="24"/>
+                <w:szCs w:val="24"/>
+              </w:rPr>
+            </w:pPr>
+          </w:p>
+        </w:tc>
+        <w:tc>
+          <w:tcPr>
+            <w:tcW w:w="9788" w:type="dxa"/>
+            <w:vAlign w:val="center"/>
+          </w:tcPr>
+          <w:p>
+            <w:pPr>
+              <w:spacing w:after="0" w:line="240" w:lineRule="auto"/>
+              <w:rPr>
+                <w:rFonts w:ascii="Times New Roman" w:hAnsi="Times New Roman" w:cs="Times New Roman"/>
+                <w:sz w:val="24"/>
+                <w:szCs w:val="24"/>
+              </w:rPr>
+            </w:pPr>
+            <w:r>
+              <w:rPr>
+                <w:rFonts w:ascii="Times New Roman" w:hAnsi="Times New Roman" w:cs="Times New Roman"/>
+                <w:sz w:val="24"/>
+                <w:szCs w:val="24"/>
+              </w:rPr>
+              <w:t>Practical effectiveness</w:t>
+            </w:r>
+            <w:r>
+              <w:rPr>
+                <w:rFonts w:ascii="Times New Roman" w:hAnsi="Times New Roman" w:cs="Times New Roman"/>
+                <w:sz w:val="24"/>
+                <w:szCs w:val="24"/>
+              </w:rPr>
+              <w:t xml:space="preserve"> validation of the CEM-QA prototype</w:t>
+            </w:r>
+          </w:p>
+        </w:tc>
+        <w:tc>
+          <w:tcPr>
+            <w:tcW w:w="5086" w:type="dxa"/>
+            <w:vAlign w:val="center"/>
+          </w:tcPr>
+          <w:p>
+            <w:pPr>
+              <w:spacing w:after="0" w:line="240" w:lineRule="auto"/>
+              <w:rPr>
+                <w:rFonts w:ascii="Times New Roman" w:hAnsi="Times New Roman" w:cs="Times New Roman"/>
+                <w:sz w:val="24"/>
+                <w:szCs w:val="24"/>
+              </w:rPr>
+            </w:pPr>
+            <w:r>
+              <w:rPr>
+                <w:rFonts w:ascii="Times New Roman" w:hAnsi="Times New Roman" w:cs="Times New Roman" w:hint="eastAsia"/>
+                <w:sz w:val="24"/>
+                <w:szCs w:val="24"/>
+              </w:rPr>
+              <w:t>Section 5.2</w:t>
+            </w:r>
+          </w:p>
+        </w:tc>
+      </w:tr>
+      <w:tr>
+        <w:trPr>
+          <w:trHeight w:val="386"/>
+        </w:trPr>
+        <w:tc>
+          <w:tcPr>
+            <w:tcW w:w="2552" w:type="dxa"/>
+            <w:vMerge/>
+            <w:vAlign w:val="center"/>
+          </w:tcPr>
+          <w:p>
+            <w:pPr>
+              <w:spacing w:after="0" w:line="240" w:lineRule="auto"/>
+              <w:rPr>
+                <w:rFonts w:ascii="Times New Roman" w:hAnsi="Times New Roman" w:cs="Times New Roman"/>
+                <w:sz w:val="24"/>
+                <w:szCs w:val="24"/>
+              </w:rPr>
+            </w:pPr>
+          </w:p>
+        </w:tc>
+        <w:tc>
+          <w:tcPr>
+            <w:tcW w:w="3402" w:type="dxa"/>
+            <w:vMerge/>
+            <w:vAlign w:val="center"/>
+          </w:tcPr>
+          <w:p>
+            <w:pPr>
+              <w:spacing w:after="0" w:line="240" w:lineRule="auto"/>
+              <w:rPr>
+                <w:rFonts w:ascii="Times New Roman" w:hAnsi="Times New Roman" w:cs="Times New Roman"/>
+                <w:sz w:val="24"/>
+                <w:szCs w:val="24"/>
+              </w:rPr>
+            </w:pPr>
+          </w:p>
+        </w:tc>
+        <w:tc>
+          <w:tcPr>
+            <w:tcW w:w="9788" w:type="dxa"/>
+            <w:vAlign w:val="center"/>
+          </w:tcPr>
+          <w:p>
+            <w:pPr>
+              <w:spacing w:after="0" w:line="240" w:lineRule="auto"/>
+              <w:rPr>
+                <w:rFonts w:ascii="Times New Roman" w:hAnsi="Times New Roman" w:cs="Times New Roman"/>
+                <w:sz w:val="24"/>
+                <w:szCs w:val="24"/>
+              </w:rPr>
+            </w:pPr>
+            <w:r>
+              <w:rPr>
+                <w:rFonts w:ascii="Times New Roman" w:hAnsi="Times New Roman" w:cs="Times New Roman"/>
+                <w:sz w:val="24"/>
+                <w:szCs w:val="24"/>
+              </w:rPr>
+              <w:t xml:space="preserve">Experts for </w:t>
+            </w:r>
+            <w:r>
+              <w:rPr>
+                <w:rFonts w:ascii="Times New Roman" w:hAnsi="Times New Roman" w:cs="Times New Roman" w:hint="eastAsia"/>
+                <w:sz w:val="24"/>
+                <w:szCs w:val="24"/>
+              </w:rPr>
+              <w:t>testing</w:t>
+            </w:r>
+            <w:r>
+              <w:rPr>
+                <w:rFonts w:ascii="Times New Roman" w:hAnsi="Times New Roman" w:cs="Times New Roman"/>
+                <w:sz w:val="24"/>
+                <w:szCs w:val="24"/>
+              </w:rPr>
+              <w:t xml:space="preserve"> the </w:t>
+            </w:r>
+            <w:r>
+              <w:rPr>
+                <w:rFonts w:ascii="Times New Roman" w:hAnsi="Times New Roman" w:cs="Times New Roman" w:hint="eastAsia"/>
+                <w:sz w:val="24"/>
+                <w:szCs w:val="24"/>
+              </w:rPr>
+              <w:t xml:space="preserve">functions of the </w:t>
+            </w:r>
+            <w:r>
+              <w:rPr>
+                <w:rFonts w:ascii="Times New Roman" w:hAnsi="Times New Roman" w:cs="Times New Roman"/>
+                <w:sz w:val="24"/>
+                <w:szCs w:val="24"/>
+              </w:rPr>
+              <w:t>CEM-</w:t>
+            </w:r>
+            <w:r>
+              <w:rPr>
+                <w:rFonts w:ascii="Times New Roman" w:hAnsi="Times New Roman" w:cs="Times New Roman" w:hint="eastAsia"/>
+                <w:sz w:val="24"/>
+                <w:szCs w:val="24"/>
+              </w:rPr>
+              <w:t>QA prototype</w:t>
+            </w:r>
+          </w:p>
+        </w:tc>
+        <w:tc>
+          <w:tcPr>
+            <w:tcW w:w="5086" w:type="dxa"/>
+            <w:vAlign w:val="center"/>
+          </w:tcPr>
+          <w:p>
+            <w:pPr>
+              <w:spacing w:after="0" w:line="240" w:lineRule="auto"/>
+              <w:rPr>
+                <w:rFonts w:ascii="Times New Roman" w:hAnsi="Times New Roman" w:cs="Times New Roman"/>
+                <w:sz w:val="24"/>
+                <w:szCs w:val="24"/>
+              </w:rPr>
+            </w:pPr>
+            <w:r>
+              <w:rPr>
+                <w:rFonts w:ascii="Times New Roman" w:hAnsi="Times New Roman" w:cs="Times New Roman" w:hint="eastAsia"/>
+                <w:sz w:val="24"/>
+                <w:szCs w:val="24"/>
+              </w:rPr>
+              <w:t>Section 5.2</w:t>
+            </w:r>
+          </w:p>
+        </w:tc>
+      </w:tr>
+      <w:tr>
+        <w:trPr>
+          <w:trHeight w:val="386"/>
+        </w:trPr>
+        <w:tc>
+          <w:tcPr>
+            <w:tcW w:w="2552" w:type="dxa"/>
+            <w:vAlign w:val="center"/>
+          </w:tcPr>
+          <w:p>
+            <w:pPr>
+              <w:spacing w:after="0" w:line="240" w:lineRule="auto"/>
+              <w:rPr>
+                <w:rFonts w:ascii="Times New Roman" w:hAnsi="Times New Roman" w:cs="Times New Roman"/>
+                <w:sz w:val="24"/>
+                <w:szCs w:val="24"/>
+              </w:rPr>
+            </w:pPr>
+            <w:r>
+              <w:rPr>
+                <w:rFonts w:ascii="Times New Roman" w:hAnsi="Times New Roman" w:cs="Times New Roman" w:hint="eastAsia"/>
+                <w:sz w:val="24"/>
+                <w:szCs w:val="24"/>
+              </w:rPr>
+              <w:t>Table S7</w:t>
             </w:r>
           </w:p>
         </w:tc>
@@ -1717,6 +3130,226 @@
                 <w:sz w:val="24"/>
                 <w:szCs w:val="24"/>
               </w:rPr>
+              <w:t>Comparison of studies using different QA methods</w:t>
+            </w:r>
+          </w:p>
+        </w:tc>
+        <w:tc>
+          <w:tcPr>
+            <w:tcW w:w="5086" w:type="dxa"/>
+            <w:vAlign w:val="center"/>
+          </w:tcPr>
+          <w:p>
+            <w:pPr>
+              <w:spacing w:after="0" w:line="240" w:lineRule="auto"/>
+              <w:rPr>
+                <w:rFonts w:ascii="Times New Roman" w:hAnsi="Times New Roman" w:cs="Times New Roman"/>
+                <w:sz w:val="24"/>
+                <w:szCs w:val="24"/>
+              </w:rPr>
+            </w:pPr>
+            <w:r>
+              <w:rPr>
+                <w:rFonts w:ascii="Times New Roman" w:hAnsi="Times New Roman" w:cs="Times New Roman" w:hint="eastAsia"/>
+                <w:sz w:val="24"/>
+                <w:szCs w:val="24"/>
+              </w:rPr>
+              <w:t>Section 5.4</w:t>
+            </w:r>
+          </w:p>
+        </w:tc>
+      </w:tr>
+      <w:tr>
+        <w:trPr>
+          <w:trHeight w:val="386"/>
+        </w:trPr>
+        <w:tc>
+          <w:tcPr>
+            <w:tcW w:w="2552" w:type="dxa"/>
+            <w:vAlign w:val="center"/>
+          </w:tcPr>
+          <w:p>
+            <w:pPr>
+              <w:spacing w:after="0" w:line="240" w:lineRule="auto"/>
+              <w:rPr>
+                <w:rFonts w:ascii="Times New Roman" w:hAnsi="Times New Roman" w:cs="Times New Roman"/>
+                <w:sz w:val="24"/>
+                <w:szCs w:val="24"/>
+              </w:rPr>
+            </w:pPr>
+            <w:r>
+              <w:rPr>
+                <w:rFonts w:ascii="Times New Roman" w:hAnsi="Times New Roman" w:cs="Times New Roman" w:hint="eastAsia"/>
+                <w:sz w:val="24"/>
+                <w:szCs w:val="24"/>
+              </w:rPr>
+              <w:t>V</w:t>
+            </w:r>
+            <w:r>
+              <w:rPr>
+                <w:rFonts w:ascii="Times New Roman" w:hAnsi="Times New Roman" w:cs="Times New Roman"/>
+                <w:sz w:val="24"/>
+                <w:szCs w:val="24"/>
+              </w:rPr>
+              <w:t>ideo S1</w:t>
+            </w:r>
+          </w:p>
+        </w:tc>
+        <w:tc>
+          <w:tcPr>
+            <w:tcW w:w="13190" w:type="dxa"/>
+            <w:gridSpan w:val="2"/>
+            <w:vAlign w:val="center"/>
+          </w:tcPr>
+          <w:p>
+            <w:pPr>
+              <w:spacing w:after="0" w:line="240" w:lineRule="auto"/>
+              <w:rPr>
+                <w:rFonts w:ascii="Times New Roman" w:hAnsi="Times New Roman" w:cs="Times New Roman"/>
+                <w:sz w:val="24"/>
+                <w:szCs w:val="24"/>
+              </w:rPr>
+            </w:pPr>
+            <w:r>
+              <w:rPr>
+                <w:rFonts w:ascii="Times New Roman" w:hAnsi="Times New Roman" w:cs="Times New Roman"/>
+                <w:sz w:val="24"/>
+                <w:szCs w:val="24"/>
+              </w:rPr>
+              <w:t xml:space="preserve">Video clip of running original </w:t>
+            </w:r>
+            <w:r>
+              <w:rPr>
+                <w:rFonts w:ascii="Times New Roman" w:hAnsi="Times New Roman" w:cs="Times New Roman" w:hint="eastAsia"/>
+                <w:sz w:val="24"/>
+                <w:szCs w:val="24"/>
+              </w:rPr>
+              <w:t>G</w:t>
+            </w:r>
+            <w:r>
+              <w:rPr>
+                <w:rFonts w:ascii="Times New Roman" w:hAnsi="Times New Roman" w:cs="Times New Roman" w:hint="eastAsia"/>
+                <w:sz w:val="24"/>
+                <w:szCs w:val="24"/>
+              </w:rPr>
+              <w:t>L</w:t>
+            </w:r>
+            <w:r>
+              <w:rPr>
+                <w:rFonts w:ascii="Times New Roman" w:hAnsi="Times New Roman" w:cs="Times New Roman"/>
+                <w:sz w:val="24"/>
+                <w:szCs w:val="24"/>
+              </w:rPr>
+              <w:t>LMs</w:t>
+            </w:r>
+          </w:p>
+        </w:tc>
+        <w:tc>
+          <w:tcPr>
+            <w:tcW w:w="5086" w:type="dxa"/>
+            <w:vAlign w:val="center"/>
+          </w:tcPr>
+          <w:p>
+            <w:pPr>
+              <w:spacing w:after="0" w:line="240" w:lineRule="auto"/>
+              <w:rPr>
+                <w:rFonts w:ascii="Times New Roman" w:hAnsi="Times New Roman" w:cs="Times New Roman"/>
+                <w:sz w:val="24"/>
+                <w:szCs w:val="24"/>
+              </w:rPr>
+            </w:pPr>
+            <w:r>
+              <w:rPr>
+                <w:rFonts w:ascii="Times New Roman" w:hAnsi="Times New Roman" w:cs="Times New Roman" w:hint="eastAsia"/>
+                <w:sz w:val="24"/>
+                <w:szCs w:val="24"/>
+              </w:rPr>
+              <w:t>S</w:t>
+            </w:r>
+            <w:r>
+              <w:rPr>
+                <w:rFonts w:ascii="Times New Roman" w:hAnsi="Times New Roman" w:cs="Times New Roman"/>
+                <w:sz w:val="24"/>
+                <w:szCs w:val="24"/>
+              </w:rPr>
+              <w:t>ection 3.</w:t>
+            </w:r>
+            <w:r>
+              <w:rPr>
+                <w:rFonts w:ascii="Times New Roman" w:hAnsi="Times New Roman" w:cs="Times New Roman" w:hint="eastAsia"/>
+                <w:sz w:val="24"/>
+                <w:szCs w:val="24"/>
+              </w:rPr>
+              <w:t>3</w:t>
+            </w:r>
+            <w:r>
+              <w:rPr>
+                <w:rFonts w:ascii="Times New Roman" w:hAnsi="Times New Roman" w:cs="Times New Roman"/>
+                <w:sz w:val="24"/>
+                <w:szCs w:val="24"/>
+              </w:rPr>
+              <w:t xml:space="preserve"> </w:t>
+            </w:r>
+          </w:p>
+        </w:tc>
+      </w:tr>
+      <w:tr>
+        <w:trPr>
+          <w:trHeight w:val="386"/>
+        </w:trPr>
+        <w:tc>
+          <w:tcPr>
+            <w:tcW w:w="2552" w:type="dxa"/>
+            <w:vAlign w:val="center"/>
+          </w:tcPr>
+          <w:p>
+            <w:pPr>
+              <w:spacing w:after="0" w:line="240" w:lineRule="auto"/>
+              <w:rPr>
+                <w:rFonts w:ascii="Times New Roman" w:hAnsi="Times New Roman" w:cs="Times New Roman"/>
+                <w:sz w:val="24"/>
+                <w:szCs w:val="24"/>
+              </w:rPr>
+            </w:pPr>
+            <w:r>
+              <w:rPr>
+                <w:rFonts w:ascii="Times New Roman" w:hAnsi="Times New Roman" w:cs="Times New Roman" w:hint="eastAsia"/>
+                <w:sz w:val="24"/>
+                <w:szCs w:val="24"/>
+              </w:rPr>
+              <w:t>V</w:t>
+            </w:r>
+            <w:r>
+              <w:rPr>
+                <w:rFonts w:ascii="Times New Roman" w:hAnsi="Times New Roman" w:cs="Times New Roman"/>
+                <w:sz w:val="24"/>
+                <w:szCs w:val="24"/>
+              </w:rPr>
+              <w:t>ideo S2</w:t>
+            </w:r>
+          </w:p>
+        </w:tc>
+        <w:tc>
+          <w:tcPr>
+            <w:tcW w:w="13190" w:type="dxa"/>
+            <w:gridSpan w:val="2"/>
+            <w:vAlign w:val="center"/>
+          </w:tcPr>
+          <w:p>
+            <w:pPr>
+              <w:spacing w:after="0" w:line="240" w:lineRule="auto"/>
+              <w:rPr>
+                <w:rFonts w:ascii="Times New Roman" w:hAnsi="Times New Roman" w:cs="Times New Roman"/>
+                <w:sz w:val="24"/>
+                <w:szCs w:val="24"/>
+              </w:rPr>
+            </w:pPr>
+            <w:r>
+              <w:rPr>
+                <w:rFonts w:ascii="Times New Roman" w:hAnsi="Times New Roman" w:cs="Times New Roman"/>
+                <w:sz w:val="24"/>
+                <w:szCs w:val="24"/>
+              </w:rPr>
               <w:t xml:space="preserve">Video clip of running </w:t>
             </w:r>
             <w:r>
@@ -1725,6 +3358,210 @@
                 <w:sz w:val="24"/>
                 <w:szCs w:val="24"/>
               </w:rPr>
+              <w:t>CEM knowledge-incorporated GLLMs</w:t>
+            </w:r>
+          </w:p>
+        </w:tc>
+        <w:tc>
+          <w:tcPr>
+            <w:tcW w:w="5086" w:type="dxa"/>
+            <w:vAlign w:val="center"/>
+          </w:tcPr>
+          <w:p>
+            <w:pPr>
+              <w:spacing w:after="0" w:line="240" w:lineRule="auto"/>
+              <w:rPr>
+                <w:rFonts w:ascii="Times New Roman" w:hAnsi="Times New Roman" w:cs="Times New Roman"/>
+                <w:sz w:val="24"/>
+                <w:szCs w:val="24"/>
+              </w:rPr>
+            </w:pPr>
+            <w:r>
+              <w:rPr>
+                <w:rFonts w:ascii="Times New Roman" w:hAnsi="Times New Roman" w:cs="Times New Roman" w:hint="eastAsia"/>
+                <w:sz w:val="24"/>
+                <w:szCs w:val="24"/>
+              </w:rPr>
+              <w:t>S</w:t>
+            </w:r>
+            <w:r>
+              <w:rPr>
+                <w:rFonts w:ascii="Times New Roman" w:hAnsi="Times New Roman" w:cs="Times New Roman"/>
+                <w:sz w:val="24"/>
+                <w:szCs w:val="24"/>
+              </w:rPr>
+              <w:t>ection 3.</w:t>
+            </w:r>
+            <w:r>
+              <w:rPr>
+                <w:rFonts w:ascii="Times New Roman" w:hAnsi="Times New Roman" w:cs="Times New Roman" w:hint="eastAsia"/>
+                <w:sz w:val="24"/>
+                <w:szCs w:val="24"/>
+              </w:rPr>
+              <w:t>3</w:t>
+            </w:r>
+          </w:p>
+        </w:tc>
+      </w:tr>
+      <w:tr>
+        <w:trPr>
+          <w:trHeight w:val="386"/>
+        </w:trPr>
+        <w:tc>
+          <w:tcPr>
+            <w:tcW w:w="2552" w:type="dxa"/>
+            <w:vAlign w:val="center"/>
+          </w:tcPr>
+          <w:p>
+            <w:pPr>
+              <w:spacing w:after="0" w:line="240" w:lineRule="auto"/>
+              <w:rPr>
+                <w:rFonts w:ascii="Times New Roman" w:hAnsi="Times New Roman" w:cs="Times New Roman"/>
+                <w:sz w:val="24"/>
+                <w:szCs w:val="24"/>
+              </w:rPr>
+            </w:pPr>
+            <w:r>
+              <w:rPr>
+                <w:rFonts w:ascii="Times New Roman" w:hAnsi="Times New Roman" w:cs="Times New Roman" w:hint="eastAsia"/>
+                <w:sz w:val="24"/>
+                <w:szCs w:val="24"/>
+              </w:rPr>
+              <w:t>Video S3</w:t>
+            </w:r>
+          </w:p>
+        </w:tc>
+        <w:tc>
+          <w:tcPr>
+            <w:tcW w:w="13190" w:type="dxa"/>
+            <w:gridSpan w:val="2"/>
+            <w:vAlign w:val="center"/>
+          </w:tcPr>
+          <w:p>
+            <w:pPr>
+              <w:spacing w:after="0" w:line="240" w:lineRule="auto"/>
+              <w:rPr>
+                <w:rFonts w:ascii="Times New Roman" w:hAnsi="Times New Roman" w:cs="Times New Roman"/>
+                <w:sz w:val="24"/>
+                <w:szCs w:val="24"/>
+              </w:rPr>
+            </w:pPr>
+            <w:r>
+              <w:rPr>
+                <w:rFonts w:ascii="Times New Roman" w:hAnsi="Times New Roman" w:cs="Times New Roman"/>
+                <w:sz w:val="24"/>
+                <w:szCs w:val="24"/>
+              </w:rPr>
+              <w:t xml:space="preserve">Video clip of running </w:t>
+            </w:r>
+            <w:r>
+              <w:rPr>
+                <w:rFonts w:ascii="Times New Roman" w:hAnsi="Times New Roman" w:cs="Times New Roman" w:hint="eastAsia"/>
+                <w:sz w:val="24"/>
+                <w:szCs w:val="24"/>
+              </w:rPr>
+              <w:t>CEM knowledge-incorporated fine-tuned GLLMs</w:t>
+            </w:r>
+          </w:p>
+        </w:tc>
+        <w:tc>
+          <w:tcPr>
+            <w:tcW w:w="5086" w:type="dxa"/>
+            <w:vAlign w:val="center"/>
+          </w:tcPr>
+          <w:p>
+            <w:pPr>
+              <w:spacing w:after="0" w:line="240" w:lineRule="auto"/>
+              <w:rPr>
+                <w:rFonts w:ascii="Times New Roman" w:hAnsi="Times New Roman" w:cs="Times New Roman"/>
+                <w:sz w:val="24"/>
+                <w:szCs w:val="24"/>
+              </w:rPr>
+            </w:pPr>
+            <w:r>
+              <w:rPr>
+                <w:rFonts w:ascii="Times New Roman" w:hAnsi="Times New Roman" w:cs="Times New Roman" w:hint="eastAsia"/>
+                <w:sz w:val="24"/>
+                <w:szCs w:val="24"/>
+              </w:rPr>
+              <w:t>S</w:t>
+            </w:r>
+            <w:r>
+              <w:rPr>
+                <w:rFonts w:ascii="Times New Roman" w:hAnsi="Times New Roman" w:cs="Times New Roman"/>
+                <w:sz w:val="24"/>
+                <w:szCs w:val="24"/>
+              </w:rPr>
+              <w:t>ection 3.</w:t>
+            </w:r>
+            <w:r>
+              <w:rPr>
+                <w:rFonts w:ascii="Times New Roman" w:hAnsi="Times New Roman" w:cs="Times New Roman" w:hint="eastAsia"/>
+                <w:sz w:val="24"/>
+                <w:szCs w:val="24"/>
+              </w:rPr>
+              <w:t>3</w:t>
+            </w:r>
+          </w:p>
+        </w:tc>
+      </w:tr>
+      <w:tr>
+        <w:trPr>
+          <w:trHeight w:val="386"/>
+        </w:trPr>
+        <w:tc>
+          <w:tcPr>
+            <w:tcW w:w="2552" w:type="dxa"/>
+            <w:vAlign w:val="center"/>
+          </w:tcPr>
+          <w:p>
+            <w:pPr>
+              <w:spacing w:after="0" w:line="240" w:lineRule="auto"/>
+              <w:rPr>
+                <w:rFonts w:ascii="Times New Roman" w:hAnsi="Times New Roman" w:cs="Times New Roman"/>
+                <w:sz w:val="24"/>
+                <w:szCs w:val="24"/>
+              </w:rPr>
+            </w:pPr>
+            <w:r>
+              <w:rPr>
+                <w:rFonts w:ascii="Times New Roman" w:hAnsi="Times New Roman" w:cs="Times New Roman" w:hint="eastAsia"/>
+                <w:sz w:val="24"/>
+                <w:szCs w:val="24"/>
+              </w:rPr>
+              <w:t>Video S4</w:t>
+            </w:r>
+          </w:p>
+        </w:tc>
+        <w:tc>
+          <w:tcPr>
+            <w:tcW w:w="13190" w:type="dxa"/>
+            <w:gridSpan w:val="2"/>
+            <w:vAlign w:val="center"/>
+          </w:tcPr>
+          <w:p>
+            <w:pPr>
+              <w:spacing w:after="0" w:line="240" w:lineRule="auto"/>
+              <w:rPr>
+                <w:rFonts w:ascii="Times New Roman" w:hAnsi="Times New Roman" w:cs="Times New Roman"/>
+                <w:sz w:val="24"/>
+                <w:szCs w:val="24"/>
+              </w:rPr>
+            </w:pPr>
+            <w:r>
+              <w:rPr>
+                <w:rFonts w:ascii="Times New Roman" w:hAnsi="Times New Roman" w:cs="Times New Roman"/>
+                <w:sz w:val="24"/>
+                <w:szCs w:val="24"/>
+              </w:rPr>
+              <w:t xml:space="preserve">Video clip of running </w:t>
+            </w:r>
+            <w:r>
+              <w:rPr>
+                <w:rFonts w:ascii="Times New Roman" w:hAnsi="Times New Roman" w:cs="Times New Roman" w:hint="eastAsia"/>
+                <w:sz w:val="24"/>
+                <w:szCs w:val="24"/>
+              </w:rPr>
               <w:t>CEM-QA prototype</w:t>
             </w:r>
           </w:p>
@@ -1758,6 +3595,343 @@
                 <w:szCs w:val="24"/>
               </w:rPr>
               <w:t>5.2</w:t>
+            </w:r>
+          </w:p>
+        </w:tc>
+      </w:tr>
+      <w:tr>
+        <w:trPr>
+          <w:trHeight w:val="386"/>
+        </w:trPr>
+        <w:tc>
+          <w:tcPr>
+            <w:tcW w:w="2552" w:type="dxa"/>
+            <w:vAlign w:val="center"/>
+          </w:tcPr>
+          <w:p>
+            <w:pPr>
+              <w:spacing w:after="0" w:line="240" w:lineRule="auto"/>
+              <w:rPr>
+                <w:rFonts w:ascii="Times New Roman" w:hAnsi="Times New Roman" w:cs="Times New Roman"/>
+                <w:sz w:val="24"/>
+                <w:szCs w:val="24"/>
+              </w:rPr>
+            </w:pPr>
+            <w:r>
+              <w:rPr>
+                <w:rFonts w:ascii="Times New Roman" w:hAnsi="Times New Roman" w:cs="Times New Roman" w:hint="eastAsia"/>
+                <w:sz w:val="24"/>
+                <w:szCs w:val="24"/>
+              </w:rPr>
+              <w:lastRenderedPageBreak/>
+              <w:t>Video S5</w:t>
+            </w:r>
+          </w:p>
+        </w:tc>
+        <w:tc>
+          <w:tcPr>
+            <w:tcW w:w="13190" w:type="dxa"/>
+            <w:gridSpan w:val="2"/>
+            <w:vAlign w:val="center"/>
+          </w:tcPr>
+          <w:p>
+            <w:pPr>
+              <w:spacing w:after="0" w:line="240" w:lineRule="auto"/>
+              <w:rPr>
+                <w:rFonts w:ascii="Times New Roman" w:hAnsi="Times New Roman" w:cs="Times New Roman"/>
+                <w:sz w:val="24"/>
+                <w:szCs w:val="24"/>
+              </w:rPr>
+            </w:pPr>
+            <w:r>
+              <w:rPr>
+                <w:rFonts w:ascii="Times New Roman" w:hAnsi="Times New Roman" w:cs="Times New Roman"/>
+                <w:sz w:val="24"/>
+                <w:szCs w:val="24"/>
+              </w:rPr>
+              <w:t>Video clip of testing response time of GLLMs</w:t>
+            </w:r>
+          </w:p>
+        </w:tc>
+        <w:tc>
+          <w:tcPr>
+            <w:tcW w:w="5086" w:type="dxa"/>
+            <w:vAlign w:val="center"/>
+          </w:tcPr>
+          <w:p>
+            <w:pPr>
+              <w:spacing w:after="0" w:line="240" w:lineRule="auto"/>
+              <w:rPr>
+                <w:rFonts w:ascii="Times New Roman" w:hAnsi="Times New Roman" w:cs="Times New Roman"/>
+                <w:sz w:val="24"/>
+                <w:szCs w:val="24"/>
+              </w:rPr>
+            </w:pPr>
+            <w:r>
+              <w:rPr>
+                <w:rFonts w:ascii="Times New Roman" w:hAnsi="Times New Roman" w:cs="Times New Roman"/>
+                <w:sz w:val="24"/>
+                <w:szCs w:val="24"/>
+              </w:rPr>
+              <w:t xml:space="preserve">Section </w:t>
+            </w:r>
+            <w:r>
+              <w:rPr>
+                <w:rFonts w:ascii="Times New Roman" w:hAnsi="Times New Roman" w:cs="Times New Roman" w:hint="eastAsia"/>
+                <w:sz w:val="24"/>
+                <w:szCs w:val="24"/>
+              </w:rPr>
+              <w:t>4.3.1</w:t>
+            </w:r>
+          </w:p>
+        </w:tc>
+      </w:tr>
+      <w:tr>
+        <w:trPr>
+          <w:trHeight w:val="386"/>
+        </w:trPr>
+        <w:tc>
+          <w:tcPr>
+            <w:tcW w:w="2552" w:type="dxa"/>
+            <w:vAlign w:val="center"/>
+          </w:tcPr>
+          <w:p>
+            <w:pPr>
+              <w:spacing w:after="0" w:line="240" w:lineRule="auto"/>
+              <w:rPr>
+                <w:rFonts w:ascii="Times New Roman" w:hAnsi="Times New Roman" w:cs="Times New Roman"/>
+                <w:sz w:val="24"/>
+                <w:szCs w:val="24"/>
+              </w:rPr>
+            </w:pPr>
+            <w:r>
+              <w:rPr>
+                <w:rFonts w:ascii="Times New Roman" w:hAnsi="Times New Roman" w:cs="Times New Roman" w:hint="eastAsia"/>
+                <w:sz w:val="24"/>
+                <w:szCs w:val="24"/>
+              </w:rPr>
+              <w:t>Video S6</w:t>
+            </w:r>
+          </w:p>
+        </w:tc>
+        <w:tc>
+          <w:tcPr>
+            <w:tcW w:w="13190" w:type="dxa"/>
+            <w:gridSpan w:val="2"/>
+            <w:vAlign w:val="center"/>
+          </w:tcPr>
+          <w:p>
+            <w:pPr>
+              <w:spacing w:after="0" w:line="240" w:lineRule="auto"/>
+              <w:rPr>
+                <w:rFonts w:ascii="Times New Roman" w:hAnsi="Times New Roman" w:cs="Times New Roman"/>
+                <w:sz w:val="24"/>
+                <w:szCs w:val="24"/>
+              </w:rPr>
+            </w:pPr>
+            <w:r>
+              <w:rPr>
+                <w:rFonts w:ascii="Times New Roman" w:hAnsi="Times New Roman" w:cs="Times New Roman"/>
+                <w:sz w:val="24"/>
+                <w:szCs w:val="24"/>
+              </w:rPr>
+              <w:t>Video clip of showing how to reuse codes</w:t>
+            </w:r>
+          </w:p>
+        </w:tc>
+        <w:tc>
+          <w:tcPr>
+            <w:tcW w:w="5086" w:type="dxa"/>
+            <w:vAlign w:val="center"/>
+          </w:tcPr>
+          <w:p>
+            <w:pPr>
+              <w:spacing w:after="0" w:line="240" w:lineRule="auto"/>
+              <w:rPr>
+                <w:rFonts w:ascii="Times New Roman" w:hAnsi="Times New Roman" w:cs="Times New Roman"/>
+                <w:sz w:val="24"/>
+                <w:szCs w:val="24"/>
+              </w:rPr>
+            </w:pPr>
+            <w:r>
+              <w:rPr>
+                <w:rFonts w:ascii="Times New Roman" w:hAnsi="Times New Roman" w:cs="Times New Roman" w:hint="eastAsia"/>
+                <w:sz w:val="24"/>
+                <w:szCs w:val="24"/>
+              </w:rPr>
+              <w:t>S</w:t>
+            </w:r>
+            <w:r>
+              <w:rPr>
+                <w:rFonts w:ascii="Times New Roman" w:hAnsi="Times New Roman" w:cs="Times New Roman"/>
+                <w:sz w:val="24"/>
+                <w:szCs w:val="24"/>
+              </w:rPr>
+              <w:t>ection 3.</w:t>
+            </w:r>
+            <w:r>
+              <w:rPr>
+                <w:rFonts w:ascii="Times New Roman" w:hAnsi="Times New Roman" w:cs="Times New Roman" w:hint="eastAsia"/>
+                <w:sz w:val="24"/>
+                <w:szCs w:val="24"/>
+              </w:rPr>
+              <w:t>3</w:t>
+            </w:r>
+          </w:p>
+        </w:tc>
+      </w:tr>
+      <w:tr>
+        <w:trPr>
+          <w:trHeight w:val="386"/>
+        </w:trPr>
+        <w:tc>
+          <w:tcPr>
+            <w:tcW w:w="2552" w:type="dxa"/>
+            <w:vAlign w:val="center"/>
+          </w:tcPr>
+          <w:p>
+            <w:pPr>
+              <w:spacing w:after="0" w:line="240" w:lineRule="auto"/>
+              <w:rPr>
+                <w:rFonts w:ascii="Times New Roman" w:hAnsi="Times New Roman" w:cs="Times New Roman"/>
+                <w:sz w:val="24"/>
+                <w:szCs w:val="24"/>
+              </w:rPr>
+            </w:pPr>
+            <w:r>
+              <w:rPr>
+                <w:rFonts w:ascii="Times New Roman" w:hAnsi="Times New Roman" w:cs="Times New Roman"/>
+                <w:sz w:val="24"/>
+                <w:szCs w:val="24"/>
+              </w:rPr>
+              <w:t>File S1</w:t>
+            </w:r>
+          </w:p>
+        </w:tc>
+        <w:tc>
+          <w:tcPr>
+            <w:tcW w:w="13190" w:type="dxa"/>
+            <w:gridSpan w:val="2"/>
+            <w:vAlign w:val="center"/>
+          </w:tcPr>
+          <w:p>
+            <w:pPr>
+              <w:spacing w:after="0" w:line="240" w:lineRule="auto"/>
+              <w:rPr>
+                <w:rFonts w:ascii="Times New Roman" w:hAnsi="Times New Roman" w:cs="Times New Roman"/>
+                <w:sz w:val="24"/>
+                <w:szCs w:val="24"/>
+              </w:rPr>
+            </w:pPr>
+            <w:r>
+              <w:rPr>
+                <w:rFonts w:ascii="Times New Roman" w:hAnsi="Times New Roman" w:cs="Times New Roman"/>
+                <w:sz w:val="24"/>
+                <w:szCs w:val="24"/>
+              </w:rPr>
+              <w:t>Questionnaire on the Practical Application of the CEM-QA System</w:t>
+            </w:r>
+          </w:p>
+        </w:tc>
+        <w:tc>
+          <w:tcPr>
+            <w:tcW w:w="5086" w:type="dxa"/>
+            <w:vAlign w:val="center"/>
+          </w:tcPr>
+          <w:p>
+            <w:pPr>
+              <w:spacing w:after="0" w:line="240" w:lineRule="auto"/>
+              <w:rPr>
+                <w:rFonts w:ascii="Times New Roman" w:hAnsi="Times New Roman" w:cs="Times New Roman"/>
+                <w:sz w:val="24"/>
+                <w:szCs w:val="24"/>
+              </w:rPr>
+            </w:pPr>
+            <w:r>
+              <w:rPr>
+                <w:rFonts w:ascii="Times New Roman" w:hAnsi="Times New Roman" w:cs="Times New Roman"/>
+                <w:sz w:val="24"/>
+                <w:szCs w:val="24"/>
+              </w:rPr>
+              <w:t>Section 5.2</w:t>
+            </w:r>
+          </w:p>
+        </w:tc>
+      </w:tr>
+      <w:tr>
+        <w:trPr>
+          <w:trHeight w:val="386"/>
+        </w:trPr>
+        <w:tc>
+          <w:tcPr>
+            <w:tcW w:w="2552" w:type="dxa"/>
+            <w:vAlign w:val="center"/>
+          </w:tcPr>
+          <w:p>
+            <w:pPr>
+              <w:spacing w:after="0" w:line="240" w:lineRule="auto"/>
+              <w:rPr>
+                <w:rFonts w:ascii="Times New Roman" w:hAnsi="Times New Roman" w:cs="Times New Roman"/>
+                <w:sz w:val="24"/>
+                <w:szCs w:val="24"/>
+              </w:rPr>
+            </w:pPr>
+            <w:r>
+              <w:rPr>
+                <w:rFonts w:ascii="Times New Roman" w:hAnsi="Times New Roman" w:cs="Times New Roman"/>
+                <w:sz w:val="24"/>
+                <w:szCs w:val="24"/>
+              </w:rPr>
+              <w:t>File S2</w:t>
+            </w:r>
+          </w:p>
+        </w:tc>
+        <w:tc>
+          <w:tcPr>
+            <w:tcW w:w="13190" w:type="dxa"/>
+            <w:gridSpan w:val="2"/>
+            <w:vAlign w:val="center"/>
+          </w:tcPr>
+          <w:p>
+            <w:pPr>
+              <w:spacing w:after="0" w:line="240" w:lineRule="auto"/>
+              <w:rPr>
+                <w:rFonts w:ascii="Times New Roman" w:hAnsi="Times New Roman" w:cs="Times New Roman"/>
+                <w:sz w:val="24"/>
+                <w:szCs w:val="24"/>
+              </w:rPr>
+            </w:pPr>
+            <w:r>
+              <w:rPr>
+                <w:rFonts w:ascii="Times New Roman" w:hAnsi="Times New Roman" w:cs="Times New Roman"/>
+                <w:sz w:val="24"/>
+                <w:szCs w:val="24"/>
+              </w:rPr>
+              <w:t>Detailed tutorial for reproducing the methodology in this study</w:t>
+            </w:r>
+          </w:p>
+        </w:tc>
+        <w:tc>
+          <w:tcPr>
+            <w:tcW w:w="5086" w:type="dxa"/>
+            <w:vAlign w:val="center"/>
+          </w:tcPr>
+          <w:p>
+            <w:pPr>
+              <w:spacing w:after="0" w:line="240" w:lineRule="auto"/>
+              <w:rPr>
+                <w:rFonts w:ascii="Times New Roman" w:hAnsi="Times New Roman" w:cs="Times New Roman"/>
+                <w:sz w:val="24"/>
+                <w:szCs w:val="24"/>
+              </w:rPr>
+            </w:pPr>
+            <w:r>
+              <w:rPr>
+                <w:rFonts w:ascii="Times New Roman" w:hAnsi="Times New Roman" w:cs="Times New Roman"/>
+                <w:sz w:val="24"/>
+                <w:szCs w:val="24"/>
+              </w:rPr>
+              <w:t>Section 3.3</w:t>
             </w:r>
           </w:p>
         </w:tc>
@@ -1891,15 +4065,7 @@
                 <w:sz w:val="24"/>
                 <w:szCs w:val="24"/>
               </w:rPr>
-              <w:t>F</w:t>
-            </w:r>
-            <w:r>
-              <w:rPr>
-                <w:rFonts w:ascii="Times New Roman" w:hAnsi="Times New Roman" w:cs="Times New Roman" w:hint="eastAsia"/>
-                <w:sz w:val="24"/>
-                <w:szCs w:val="24"/>
-              </w:rPr>
-              <w:t>AISS</w:t>
+              <w:t>FAISS</w:t>
             </w:r>
             <w:r>
               <w:rPr>
@@ -3866,15 +6032,7 @@
                 <w:sz w:val="24"/>
                 <w:szCs w:val="24"/>
               </w:rPr>
-              <w:t>Codes for deploying and running the CEM-QA prototyp</w:t>
-            </w:r>
-            <w:r>
-              <w:rPr>
-                <w:rFonts w:ascii="Times New Roman" w:hAnsi="Times New Roman" w:cs="Times New Roman" w:hint="eastAsia"/>
-                <w:sz w:val="24"/>
-                <w:szCs w:val="24"/>
-              </w:rPr>
-              <w:t>e</w:t>
+              <w:t>Codes for deploying and running the CEM-QA prototype</w:t>
             </w:r>
           </w:p>
         </w:tc>
@@ -4133,7 +6291,7 @@
       </w:r>
       <w:r>
         <w:rPr>
-          <w:rFonts w:ascii="Times New Roman" w:hAnsi="Times New Roman" w:cs="Times New Roman"/>
+          <w:rFonts w:ascii="Times New Roman" w:hAnsi="Times New Roman" w:cs="Times New Roman" w:hint="eastAsia"/>
           <w:sz w:val="32"/>
           <w:szCs w:val="32"/>
         </w:rPr>
@@ -4147,24 +6305,52 @@
             <w:sz w:val="32"/>
             <w:szCs w:val="32"/>
           </w:rPr>
-          <w:t>https://huggingface.co/datasets/AnonymousSite/QA_test_dataset_for_CEM</w:t>
+          <w:t>https://huggingface.co/datasets/AnonymousSite/QA_test_dataset_for_CEM_MCQs</w:t>
         </w:r>
       </w:hyperlink>
       <w:r>
+        <w:rPr>
+          <w:rFonts w:ascii="Times New Roman" w:hAnsi="Times New Roman" w:cs="Times New Roman" w:hint="eastAsia"/>
+          <w:sz w:val="32"/>
+          <w:szCs w:val="32"/>
+        </w:rPr>
+        <w:t>)</w:t>
+      </w:r>
+    </w:p>
+    <w:p>
+      <w:pPr>
         <w:rPr>
           <w:rFonts w:ascii="Times New Roman" w:hAnsi="Times New Roman" w:cs="Times New Roman"/>
           <w:sz w:val="32"/>
           <w:szCs w:val="32"/>
         </w:rPr>
-        <w:t>)</w:t>
-      </w:r>
+      </w:pPr>
       <w:r>
         <w:rPr>
-          <w:rFonts w:ascii="Times New Roman" w:hAnsi="Times New Roman" w:cs="Times New Roman"/>
+          <w:rFonts w:ascii="Times New Roman" w:hAnsi="Times New Roman" w:cs="Times New Roman" w:hint="eastAsia"/>
           <w:sz w:val="32"/>
           <w:szCs w:val="32"/>
         </w:rPr>
-        <w:t>.</w:t>
+        <w:t>(</w:t>
+      </w:r>
+      <w:hyperlink r:id="rId9" w:history="1">
+        <w:r>
+          <w:rPr>
+            <w:rStyle w:val="a8"/>
+            <w:rFonts w:ascii="Times New Roman" w:hAnsi="Times New Roman" w:cs="Times New Roman"/>
+            <w:sz w:val="32"/>
+            <w:szCs w:val="32"/>
+          </w:rPr>
+          <w:t>https://huggingface.co/datasets/AnonymousSite/QA_test_dataset_for_CEM_CBQs</w:t>
+        </w:r>
+      </w:hyperlink>
+      <w:r>
+        <w:rPr>
+          <w:rFonts w:ascii="Times New Roman" w:hAnsi="Times New Roman" w:cs="Times New Roman" w:hint="eastAsia"/>
+          <w:sz w:val="32"/>
+          <w:szCs w:val="32"/>
+        </w:rPr>
+        <w:t>)</w:t>
       </w:r>
     </w:p>
     <w:sectPr>
@@ -4178,7 +6364,7 @@
 </file>
 
 <file path=word/endnotes.xml><?xml version="1.0" encoding="utf-8"?>
-<w:endnotes xmlns:wpc="http://schemas.microsoft.com/office/word/2010/wordprocessingCanvas" xmlns:cx="http://schemas.microsoft.com/office/drawing/2014/chartex" xmlns:cx1="http://schemas.microsoft.com/office/drawing/2015/9/8/chartex" xmlns:cx2="http://schemas.microsoft.com/office/drawing/2015/10/21/chartex" xmlns:cx3="http://schemas.microsoft.com/office/drawing/2016/5/9/chartex" xmlns:cx4="http://schemas.microsoft.com/office/drawing/2016/5/10/chartex" xmlns:cx5="http://schemas.microsoft.com/office/drawing/2016/5/11/chartex" xmlns:cx6="http://schemas.microsoft.com/office/drawing/2016/5/12/chartex" xmlns:cx7="http://schemas.microsoft.com/office/drawing/2016/5/13/chartex" xmlns:cx8="http://schemas.microsoft.com/office/drawing/2016/5/14/chartex" xmlns:mc="http://schemas.openxmlformats.org/markup-compatibility/2006" xmlns:aink="http://schemas.microsoft.com/office/drawing/2016/ink" xmlns:am3d="http://schemas.microsoft.com/office/drawing/2017/model3d" xmlns:o="urn:schemas-microsoft-com:office:office" xmlns:oel="http://schemas.microsoft.com/office/2019/extlst" xmlns:r="http://schemas.openxmlformats.org/officeDocument/2006/relationships" xmlns:m="http://schemas.openxmlformats.org/officeDocument/2006/math" xmlns:v="urn:schemas-microsoft-com:vml" xmlns:wp14="http://schemas.microsoft.com/office/word/2010/wordprocessingDrawing" xmlns:wp="http://schemas.openxmlformats.org/drawingml/2006/wordprocessingDrawing" xmlns:w10="urn:schemas-microsoft-com:office:word" xmlns:w="http://schemas.openxmlformats.org/wordprocessingml/2006/main" xmlns:w14="http://schemas.microsoft.com/office/word/2010/wordml" xmlns:w15="http://schemas.microsoft.com/office/word/2012/wordml" xmlns:w16cex="http://schemas.microsoft.com/office/word/2018/wordml/cex" xmlns:w16cid="http://schemas.microsoft.com/office/word/2016/wordml/cid" xmlns:w16="http://schemas.microsoft.com/office/word/2018/wordml" xmlns:w16du="http://schemas.microsoft.com/office/word/2023/wordml/word16du" xmlns:w16sdtdh="http://schemas.microsoft.com/office/word/2020/wordml/sdtdatahash" xmlns:w16se="http://schemas.microsoft.com/office/word/2015/wordml/symex" xmlns:wpg="http://schemas.microsoft.com/office/word/2010/wordprocessingGroup" xmlns:wpi="http://schemas.microsoft.com/office/word/2010/wordprocessingInk" xmlns:wne="http://schemas.microsoft.com/office/word/2006/wordml" xmlns:wps="http://schemas.microsoft.com/office/word/2010/wordprocessingShape" mc:Ignorable="w14 w15 w16se w16cid w16 w16cex w16sdtdh w16du wp14">
+<w:endnotes xmlns:wpc="http://schemas.microsoft.com/office/word/2010/wordprocessingCanvas" xmlns:cx="http://schemas.microsoft.com/office/drawing/2014/chartex" xmlns:cx1="http://schemas.microsoft.com/office/drawing/2015/9/8/chartex" xmlns:cx2="http://schemas.microsoft.com/office/drawing/2015/10/21/chartex" xmlns:cx3="http://schemas.microsoft.com/office/drawing/2016/5/9/chartex" xmlns:cx4="http://schemas.microsoft.com/office/drawing/2016/5/10/chartex" xmlns:cx5="http://schemas.microsoft.com/office/drawing/2016/5/11/chartex" xmlns:cx6="http://schemas.microsoft.com/office/drawing/2016/5/12/chartex" xmlns:cx7="http://schemas.microsoft.com/office/drawing/2016/5/13/chartex" xmlns:cx8="http://schemas.microsoft.com/office/drawing/2016/5/14/chartex" xmlns:mc="http://schemas.openxmlformats.org/markup-compatibility/2006" xmlns:aink="http://schemas.microsoft.com/office/drawing/2016/ink" xmlns:am3d="http://schemas.microsoft.com/office/drawing/2017/model3d" xmlns:o="urn:schemas-microsoft-com:office:office" xmlns:oel="http://schemas.microsoft.com/office/2019/extlst" xmlns:r="http://schemas.openxmlformats.org/officeDocument/2006/relationships" xmlns:m="http://schemas.openxmlformats.org/officeDocument/2006/math" xmlns:v="urn:schemas-microsoft-com:vml" xmlns:wp14="http://schemas.microsoft.com/office/word/2010/wordprocessingDrawing" xmlns:wp="http://schemas.openxmlformats.org/drawingml/2006/wordprocessingDrawing" xmlns:w10="urn:schemas-microsoft-com:office:word" xmlns:w="http://schemas.openxmlformats.org/wordprocessingml/2006/main" xmlns:w14="http://schemas.microsoft.com/office/word/2010/wordml" xmlns:w15="http://schemas.microsoft.com/office/word/2012/wordml" xmlns:w16cex="http://schemas.microsoft.com/office/word/2018/wordml/cex" xmlns:w16cid="http://schemas.microsoft.com/office/word/2016/wordml/cid" xmlns:w16="http://schemas.microsoft.com/office/word/2018/wordml" xmlns:w16du="http://schemas.microsoft.com/office/word/2023/wordml/word16du" xmlns:w16sdtdh="http://schemas.microsoft.com/office/word/2020/wordml/sdtdatahash" xmlns:w16sdtfl="http://schemas.microsoft.com/office/word/2024/wordml/sdtformatlock" xmlns:w16se="http://schemas.microsoft.com/office/word/2015/wordml/symex" xmlns:wpg="http://schemas.microsoft.com/office/word/2010/wordprocessingGroup" xmlns:wpi="http://schemas.microsoft.com/office/word/2010/wordprocessingInk" xmlns:wne="http://schemas.microsoft.com/office/word/2006/wordml" xmlns:wps="http://schemas.microsoft.com/office/word/2010/wordprocessingShape" mc:Ignorable="w14 w15 w16se w16cid w16 w16cex w16sdtdh w16sdtfl w16du wp14">
   <w:endnote w:type="separator" w:id="-1">
     <w:p>
       <w:pPr>
@@ -4203,7 +6389,7 @@
 </file>
 
 <file path=word/footnotes.xml><?xml version="1.0" encoding="utf-8"?>
-<w:footnotes xmlns:wpc="http://schemas.microsoft.com/office/word/2010/wordprocessingCanvas" xmlns:cx="http://schemas.microsoft.com/office/drawing/2014/chartex" xmlns:cx1="http://schemas.microsoft.com/office/drawing/2015/9/8/chartex" xmlns:cx2="http://schemas.microsoft.com/office/drawing/2015/10/21/chartex" xmlns:cx3="http://schemas.microsoft.com/office/drawing/2016/5/9/chartex" xmlns:cx4="http://schemas.microsoft.com/office/drawing/2016/5/10/chartex" xmlns:cx5="http://schemas.microsoft.com/office/drawing/2016/5/11/chartex" xmlns:cx6="http://schemas.microsoft.com/office/drawing/2016/5/12/chartex" xmlns:cx7="http://schemas.microsoft.com/office/drawing/2016/5/13/chartex" xmlns:cx8="http://schemas.microsoft.com/office/drawing/2016/5/14/chartex" xmlns:mc="http://schemas.openxmlformats.org/markup-compatibility/2006" xmlns:aink="http://schemas.microsoft.com/office/drawing/2016/ink" xmlns:am3d="http://schemas.microsoft.com/office/drawing/2017/model3d" xmlns:o="urn:schemas-microsoft-com:office:office" xmlns:oel="http://schemas.microsoft.com/office/2019/extlst" xmlns:r="http://schemas.openxmlformats.org/officeDocument/2006/relationships" xmlns:m="http://schemas.openxmlformats.org/officeDocument/2006/math" xmlns:v="urn:schemas-microsoft-com:vml" xmlns:wp14="http://schemas.microsoft.com/office/word/2010/wordprocessingDrawing" xmlns:wp="http://schemas.openxmlformats.org/drawingml/2006/wordprocessingDrawing" xmlns:w10="urn:schemas-microsoft-com:office:word" xmlns:w="http://schemas.openxmlformats.org/wordprocessingml/2006/main" xmlns:w14="http://schemas.microsoft.com/office/word/2010/wordml" xmlns:w15="http://schemas.microsoft.com/office/word/2012/wordml" xmlns:w16cex="http://schemas.microsoft.com/office/word/2018/wordml/cex" xmlns:w16cid="http://schemas.microsoft.com/office/word/2016/wordml/cid" xmlns:w16="http://schemas.microsoft.com/office/word/2018/wordml" xmlns:w16du="http://schemas.microsoft.com/office/word/2023/wordml/word16du" xmlns:w16sdtdh="http://schemas.microsoft.com/office/word/2020/wordml/sdtdatahash" xmlns:w16se="http://schemas.microsoft.com/office/word/2015/wordml/symex" xmlns:wpg="http://schemas.microsoft.com/office/word/2010/wordprocessingGroup" xmlns:wpi="http://schemas.microsoft.com/office/word/2010/wordprocessingInk" xmlns:wne="http://schemas.microsoft.com/office/word/2006/wordml" xmlns:wps="http://schemas.microsoft.com/office/word/2010/wordprocessingShape" mc:Ignorable="w14 w15 w16se w16cid w16 w16cex w16sdtdh w16du wp14">
+<w:footnotes xmlns:wpc="http://schemas.microsoft.com/office/word/2010/wordprocessingCanvas" xmlns:cx="http://schemas.microsoft.com/office/drawing/2014/chartex" xmlns:cx1="http://schemas.microsoft.com/office/drawing/2015/9/8/chartex" xmlns:cx2="http://schemas.microsoft.com/office/drawing/2015/10/21/chartex" xmlns:cx3="http://schemas.microsoft.com/office/drawing/2016/5/9/chartex" xmlns:cx4="http://schemas.microsoft.com/office/drawing/2016/5/10/chartex" xmlns:cx5="http://schemas.microsoft.com/office/drawing/2016/5/11/chartex" xmlns:cx6="http://schemas.microsoft.com/office/drawing/2016/5/12/chartex" xmlns:cx7="http://schemas.microsoft.com/office/drawing/2016/5/13/chartex" xmlns:cx8="http://schemas.microsoft.com/office/drawing/2016/5/14/chartex" xmlns:mc="http://schemas.openxmlformats.org/markup-compatibility/2006" xmlns:aink="http://schemas.microsoft.com/office/drawing/2016/ink" xmlns:am3d="http://schemas.microsoft.com/office/drawing/2017/model3d" xmlns:o="urn:schemas-microsoft-com:office:office" xmlns:oel="http://schemas.microsoft.com/office/2019/extlst" xmlns:r="http://schemas.openxmlformats.org/officeDocument/2006/relationships" xmlns:m="http://schemas.openxmlformats.org/officeDocument/2006/math" xmlns:v="urn:schemas-microsoft-com:vml" xmlns:wp14="http://schemas.microsoft.com/office/word/2010/wordprocessingDrawing" xmlns:wp="http://schemas.openxmlformats.org/drawingml/2006/wordprocessingDrawing" xmlns:w10="urn:schemas-microsoft-com:office:word" xmlns:w="http://schemas.openxmlformats.org/wordprocessingml/2006/main" xmlns:w14="http://schemas.microsoft.com/office/word/2010/wordml" xmlns:w15="http://schemas.microsoft.com/office/word/2012/wordml" xmlns:w16cex="http://schemas.microsoft.com/office/word/2018/wordml/cex" xmlns:w16cid="http://schemas.microsoft.com/office/word/2016/wordml/cid" xmlns:w16="http://schemas.microsoft.com/office/word/2018/wordml" xmlns:w16du="http://schemas.microsoft.com/office/word/2023/wordml/word16du" xmlns:w16sdtdh="http://schemas.microsoft.com/office/word/2020/wordml/sdtdatahash" xmlns:w16sdtfl="http://schemas.microsoft.com/office/word/2024/wordml/sdtformatlock" xmlns:w16se="http://schemas.microsoft.com/office/word/2015/wordml/symex" xmlns:wpg="http://schemas.microsoft.com/office/word/2010/wordprocessingGroup" xmlns:wpi="http://schemas.microsoft.com/office/word/2010/wordprocessingInk" xmlns:wne="http://schemas.microsoft.com/office/word/2006/wordml" xmlns:wps="http://schemas.microsoft.com/office/word/2010/wordprocessingShape" mc:Ignorable="w14 w15 w16se w16cid w16 w16cex w16sdtdh w16sdtfl w16du wp14">
   <w:footnote w:type="separator" w:id="-1">
     <w:p>
       <w:pPr>
@@ -4228,7 +6414,7 @@
 </file>
 
 <file path=word/styles.xml><?xml version="1.0" encoding="utf-8"?>
-<w:styles xmlns:mc="http://schemas.openxmlformats.org/markup-compatibility/2006" xmlns:r="http://schemas.openxmlformats.org/officeDocument/2006/relationships" xmlns:w="http://schemas.openxmlformats.org/wordprocessingml/2006/main" xmlns:w14="http://schemas.microsoft.com/office/word/2010/wordml" xmlns:w15="http://schemas.microsoft.com/office/word/2012/wordml" xmlns:w16cex="http://schemas.microsoft.com/office/word/2018/wordml/cex" xmlns:w16cid="http://schemas.microsoft.com/office/word/2016/wordml/cid" xmlns:w16="http://schemas.microsoft.com/office/word/2018/wordml" xmlns:w16du="http://schemas.microsoft.com/office/word/2023/wordml/word16du" xmlns:w16sdtdh="http://schemas.microsoft.com/office/word/2020/wordml/sdtdatahash" xmlns:w16se="http://schemas.microsoft.com/office/word/2015/wordml/symex" mc:Ignorable="w14 w15 w16se w16cid w16 w16cex w16sdtdh w16du">
+<w:styles xmlns:mc="http://schemas.openxmlformats.org/markup-compatibility/2006" xmlns:r="http://schemas.openxmlformats.org/officeDocument/2006/relationships" xmlns:w="http://schemas.openxmlformats.org/wordprocessingml/2006/main" xmlns:w14="http://schemas.microsoft.com/office/word/2010/wordml" xmlns:w15="http://schemas.microsoft.com/office/word/2012/wordml" xmlns:w16cex="http://schemas.microsoft.com/office/word/2018/wordml/cex" xmlns:w16cid="http://schemas.microsoft.com/office/word/2016/wordml/cid" xmlns:w16="http://schemas.microsoft.com/office/word/2018/wordml" xmlns:w16du="http://schemas.microsoft.com/office/word/2023/wordml/word16du" xmlns:w16sdtdh="http://schemas.microsoft.com/office/word/2020/wordml/sdtdatahash" xmlns:w16sdtfl="http://schemas.microsoft.com/office/word/2024/wordml/sdtformatlock" xmlns:w16se="http://schemas.microsoft.com/office/word/2015/wordml/symex" mc:Ignorable="w14 w15 w16se w16cid w16 w16cex w16sdtdh w16sdtfl w16du">
   <w:docDefaults>
     <w:rPrDefault>
       <w:rPr>
